--- a/backend/app/templates_word/bureau_ordinaire.docx
+++ b/backend/app/templates_word/bureau_ordinaire.docx
@@ -10,12 +10,10 @@
         <w:rPr>
           <w:sz w:val="28"/>
           <w:szCs w:val="28"/>
-          <w:rtl/>
-        </w:rPr>
-      </w:pPr>
-      <w:r>
-        <w:rPr>
-          <w:rFonts w:hint="cs"/>
+        </w:rPr>
+      </w:pPr>
+      <w:r>
+        <w:rPr>
           <w:b/>
           <w:bCs/>
           <w:sz w:val="28"/>
@@ -26,7 +24,6 @@
       </w:r>
       <w:r>
         <w:rPr>
-          <w:rFonts w:hint="cs"/>
           <w:b/>
           <w:bCs/>
           <w:sz w:val="28"/>
@@ -37,7 +34,6 @@
       </w:r>
       <w:r>
         <w:rPr>
-          <w:rFonts w:hint="cs"/>
           <w:b/>
           <w:bCs/>
           <w:sz w:val="28"/>
@@ -62,7 +58,6 @@
       </w:pPr>
       <w:r>
         <w:rPr>
-          <w:rFonts w:hint="cs"/>
           <w:sz w:val="28"/>
           <w:szCs w:val="28"/>
           <w:rtl/>
@@ -72,7 +67,6 @@
       </w:r>
       <w:r>
         <w:rPr>
-          <w:rFonts w:hint="cs"/>
           <w:sz w:val="28"/>
           <w:szCs w:val="28"/>
           <w:rtl/>
@@ -89,7 +83,6 @@
       </w:r>
       <w:r>
         <w:rPr>
-          <w:rFonts w:hint="cs"/>
           <w:sz w:val="28"/>
           <w:szCs w:val="28"/>
           <w:rtl/>
@@ -99,7 +92,6 @@
       </w:r>
       <w:r>
         <w:rPr>
-          <w:rFonts w:hint="cs"/>
           <w:b/>
           <w:bCs/>
           <w:sz w:val="28"/>
@@ -120,45 +112,36 @@
         <w:spacing w:after="0" w:line="440" w:lineRule="exact"/>
         <w:ind w:left="426" w:hanging="142"/>
         <w:rPr>
-          <w:rFonts w:ascii="Andalus" w:hAnsi="Andalus" w:cs="Andalus"/>
-          <w:sz w:val="30"/>
-          <w:szCs w:val="30"/>
-          <w:rtl/>
-        </w:rPr>
-      </w:pPr>
-      <w:r>
-        <w:rPr>
-          <w:rFonts w:ascii="Andalus" w:hAnsi="Andalus" w:cs="Andalus"/>
-          <w:sz w:val="30"/>
-          <w:szCs w:val="30"/>
-          <w:rtl/>
-        </w:rPr>
-        <w:t>إن</w:t>
-      </w:r>
-      <w:r>
-        <w:rPr>
-          <w:rFonts w:ascii="Andalus" w:hAnsi="Andalus" w:cs="Andalus" w:hint="cs"/>
-          <w:sz w:val="30"/>
-          <w:szCs w:val="30"/>
-          <w:rtl/>
-        </w:rPr>
-        <w:t> </w:t>
-      </w:r>
-      <w:r>
-        <w:rPr>
-          <w:rFonts w:ascii="Andalus" w:hAnsi="Andalus" w:cs="Andalus" w:hint="cs"/>
-          <w:sz w:val="30"/>
-          <w:szCs w:val="30"/>
+          <w:rFonts w:ascii="Sakkal Majalla" w:hAnsi="Sakkal Majalla" w:cs="Sakkal Majalla"/>
+          <w:sz w:val="28"/>
+          <w:szCs w:val="28"/>
+          <w:rtl/>
+        </w:rPr>
+      </w:pPr>
+      <w:r>
+        <w:rPr>
+          <w:rFonts w:ascii="Sakkal Majalla" w:hAnsi="Sakkal Majalla" w:cs="Sakkal Majalla"/>
+          <w:sz w:val="28"/>
+          <w:szCs w:val="28"/>
+          <w:rtl/>
+        </w:rPr>
+        <w:t>إن </w:t>
+      </w:r>
+      <w:r>
+        <w:rPr>
+          <w:rFonts w:ascii="Sakkal Majalla" w:hAnsi="Sakkal Majalla" w:cs="Sakkal Majalla"/>
+          <w:sz w:val="28"/>
+          <w:szCs w:val="28"/>
           <w:rtl/>
           <w:lang w:bidi="ar-MA"/>
         </w:rPr>
-        <w:t xml:space="preserve">إن والي جهة الداخلة وادي الذهب، </w:t>
-      </w:r>
-      <w:r>
-        <w:rPr>
-          <w:rFonts w:ascii="Andalus" w:hAnsi="Andalus" w:cs="Andalus"/>
-          <w:sz w:val="30"/>
-          <w:szCs w:val="30"/>
+        <w:t xml:space="preserve">والي جهة الداخلة وادي الذهب، </w:t>
+      </w:r>
+      <w:r>
+        <w:rPr>
+          <w:rFonts w:ascii="Sakkal Majalla" w:hAnsi="Sakkal Majalla" w:cs="Sakkal Majalla"/>
+          <w:sz w:val="28"/>
+          <w:szCs w:val="28"/>
           <w:rtl/>
         </w:rPr>
         <w:t>عامل إقليم وادي-الذهب،</w:t>
@@ -178,32 +161,22 @@
         <w:bidi/>
         <w:spacing w:after="0" w:line="440" w:lineRule="exact"/>
         <w:ind w:left="426" w:hanging="142"/>
-        <w:contextualSpacing w:val="0"/>
         <w:jc w:val="both"/>
         <w:rPr>
-          <w:rFonts w:ascii="Andalus" w:hAnsi="Andalus" w:cs="Andalus"/>
-          <w:sz w:val="30"/>
-          <w:szCs w:val="30"/>
-          <w:rtl/>
-        </w:rPr>
-      </w:pPr>
-      <w:r>
-        <w:rPr>
-          <w:rFonts w:ascii="Andalus" w:hAnsi="Andalus" w:cs="Andalus"/>
-          <w:sz w:val="30"/>
-          <w:szCs w:val="30"/>
-          <w:rtl/>
-        </w:rPr>
-        <w:t>بناء على الظهير الشريف بمثابة قانون رقم 1-75-168 بتاريخ 15 فبراير 1977 المتعلق باختصاصات العمال كما تم تغييره وتتميمه بالظهير الشريف رقم 1-93-293 بتاريخ 6 أكتوبر 1993</w:t>
-      </w:r>
-      <w:r>
-        <w:rPr>
-          <w:rFonts w:ascii="Andalus" w:hAnsi="Andalus" w:cs="Andalus" w:hint="cs"/>
-          <w:sz w:val="30"/>
-          <w:szCs w:val="30"/>
-          <w:rtl/>
-        </w:rPr>
-        <w:t>؛</w:t>
+          <w:rFonts w:ascii="Sakkal Majalla" w:hAnsi="Sakkal Majalla" w:cs="Sakkal Majalla"/>
+          <w:sz w:val="28"/>
+          <w:szCs w:val="28"/>
+          <w:rtl/>
+        </w:rPr>
+      </w:pPr>
+      <w:r>
+        <w:rPr>
+          <w:rFonts w:ascii="Sakkal Majalla" w:hAnsi="Sakkal Majalla" w:cs="Sakkal Majalla"/>
+          <w:sz w:val="28"/>
+          <w:szCs w:val="28"/>
+          <w:rtl/>
+        </w:rPr>
+        <w:t>بناء على الظهير الشريف بمثابة قانون رقم 1-75-168 بتاريخ 15 فبراير 1977 المتعلق باختصاصات العمال كما تم تغييره وتتميمه بالظهير الشريف رقم 1-93-293 بتاريخ 6 أكتوبر 1993؛</w:t>
       </w:r>
     </w:p>
     <w:p>
@@ -220,20 +193,19 @@
         <w:bidi/>
         <w:spacing w:after="0" w:line="440" w:lineRule="exact"/>
         <w:ind w:left="426" w:hanging="142"/>
-        <w:contextualSpacing w:val="0"/>
         <w:jc w:val="both"/>
         <w:rPr>
-          <w:rFonts w:ascii="Andalus" w:hAnsi="Andalus" w:cs="Andalus"/>
-          <w:sz w:val="30"/>
-          <w:szCs w:val="30"/>
-          <w:rtl/>
-        </w:rPr>
-      </w:pPr>
-      <w:r>
-        <w:rPr>
-          <w:rFonts w:ascii="Andalus" w:hAnsi="Andalus" w:cs="Andalus" w:hint="cs"/>
-          <w:sz w:val="30"/>
-          <w:szCs w:val="30"/>
+          <w:rFonts w:ascii="Sakkal Majalla" w:hAnsi="Sakkal Majalla" w:cs="Sakkal Majalla"/>
+          <w:sz w:val="28"/>
+          <w:szCs w:val="28"/>
+          <w:rtl/>
+        </w:rPr>
+      </w:pPr>
+      <w:r>
+        <w:rPr>
+          <w:rFonts w:ascii="Sakkal Majalla" w:hAnsi="Sakkal Majalla" w:cs="Sakkal Majalla"/>
+          <w:sz w:val="28"/>
+          <w:szCs w:val="28"/>
           <w:rtl/>
         </w:rPr>
         <w:t>بناء على القانون التنظيمي رقم 11-27 المتعلق بمجلس النواب كما وقع تغييره وتتميمه؛</w:t>
@@ -253,42 +225,22 @@
         <w:bidi/>
         <w:spacing w:after="0" w:line="440" w:lineRule="exact"/>
         <w:ind w:left="426" w:hanging="142"/>
-        <w:contextualSpacing w:val="0"/>
         <w:jc w:val="both"/>
         <w:rPr>
-          <w:rFonts w:ascii="Andalus" w:hAnsi="Andalus" w:cs="Andalus"/>
-          <w:sz w:val="30"/>
-          <w:szCs w:val="30"/>
-        </w:rPr>
-      </w:pPr>
-      <w:r>
-        <w:rPr>
-          <w:rFonts w:ascii="Andalus" w:hAnsi="Andalus" w:cs="Andalus" w:hint="cs"/>
-          <w:sz w:val="30"/>
-          <w:szCs w:val="30"/>
-          <w:rtl/>
-        </w:rPr>
-        <w:t xml:space="preserve">بناء على </w:t>
-      </w:r>
-      <w:proofErr w:type="spellStart"/>
-      <w:r>
-        <w:rPr>
-          <w:rFonts w:ascii="Andalus" w:hAnsi="Andalus" w:cs="Andalus" w:hint="cs"/>
-          <w:sz w:val="30"/>
-          <w:szCs w:val="30"/>
-          <w:rtl/>
-        </w:rPr>
-        <w:t>ال</w:t>
-      </w:r>
-      <w:proofErr w:type="spellEnd"/>
-      <w:r>
-        <w:rPr>
-          <w:rFonts w:ascii="Andalus" w:hAnsi="Andalus" w:cs="Andalus" w:hint="cs"/>
-          <w:sz w:val="30"/>
-          <w:szCs w:val="30"/>
-          <w:rtl/>
-        </w:rPr>
-        <w:t>مرسوم رقم 2.11.603 صادر في 21 من ذي القعدة 1432 (19 أكتوبر 2011) بإحداث الدوائر الانتخابية المحلية لانتخاب أعضاء مجلس النواب وتحديد عدد المقاعد المخصصة لكل دائرة؛</w:t>
+          <w:rFonts w:ascii="Sakkal Majalla" w:hAnsi="Sakkal Majalla" w:cs="Sakkal Majalla"/>
+          <w:sz w:val="28"/>
+          <w:szCs w:val="28"/>
+          <w:rtl/>
+        </w:rPr>
+      </w:pPr>
+      <w:r>
+        <w:rPr>
+          <w:rFonts w:ascii="Sakkal Majalla" w:hAnsi="Sakkal Majalla" w:cs="Sakkal Majalla"/>
+          <w:sz w:val="28"/>
+          <w:szCs w:val="28"/>
+          <w:rtl/>
+        </w:rPr>
+        <w:t>بناء على المرسوم رقم 2.11.603 صادر في 21 من ذي القعدة 1432 (19 أكتوبر 2011) بإحداث الدوائر الانتخابية المحلية لانتخاب أعضاء مجلس النواب وتحديد عدد المقاعد المخصصة لكل دائرة؛</w:t>
       </w:r>
     </w:p>
     <w:p>
@@ -305,60 +257,22 @@
         <w:bidi/>
         <w:spacing w:after="0" w:line="440" w:lineRule="exact"/>
         <w:ind w:left="426" w:hanging="142"/>
-        <w:contextualSpacing w:val="0"/>
         <w:jc w:val="both"/>
         <w:rPr>
-          <w:rFonts w:ascii="Andalus" w:hAnsi="Andalus" w:cs="Andalus"/>
-          <w:sz w:val="30"/>
-          <w:szCs w:val="30"/>
-        </w:rPr>
-      </w:pPr>
-      <w:r>
-        <w:rPr>
-          <w:rFonts w:ascii="Andalus" w:hAnsi="Andalus" w:cs="Andalus" w:hint="cs"/>
-          <w:sz w:val="30"/>
-          <w:szCs w:val="30"/>
-          <w:rtl/>
-        </w:rPr>
-        <w:t xml:space="preserve">بناء على </w:t>
-      </w:r>
-      <w:proofErr w:type="spellStart"/>
-      <w:r>
-        <w:rPr>
-          <w:rFonts w:ascii="Andalus" w:hAnsi="Andalus" w:cs="Andalus" w:hint="cs"/>
-          <w:sz w:val="30"/>
-          <w:szCs w:val="30"/>
-          <w:rtl/>
-        </w:rPr>
-        <w:t>ال</w:t>
-      </w:r>
-      <w:proofErr w:type="spellEnd"/>
-      <w:r>
-        <w:rPr>
-          <w:rFonts w:ascii="Andalus" w:hAnsi="Andalus" w:cs="Andalus" w:hint="cs"/>
-          <w:sz w:val="30"/>
-          <w:szCs w:val="30"/>
-          <w:rtl/>
-        </w:rPr>
-        <w:t>مرسوم رقم 2.26.190 صادر في 22 من رمضان 1447 (12 مارس 2026) بتحديد تاريخ انتخاب أعضاء مجلس النواب؛</w:t>
-      </w:r>
-    </w:p>
-    <w:p>
-      <w:pPr>
-        <w:tabs>
-          <w:tab w:val="right" w:pos="850"/>
-          <w:tab w:val="left" w:pos="1332"/>
-        </w:tabs>
-        <w:bidi/>
-        <w:spacing w:after="0" w:line="240" w:lineRule="auto"/>
-        <w:jc w:val="both"/>
-        <w:rPr>
-          <w:rFonts w:ascii="Andalus" w:hAnsi="Andalus" w:cs="Andalus"/>
-          <w:sz w:val="10"/>
-          <w:szCs w:val="10"/>
-          <w:rtl/>
-        </w:rPr>
-      </w:pPr>
+          <w:rFonts w:ascii="Sakkal Majalla" w:hAnsi="Sakkal Majalla" w:cs="Sakkal Majalla"/>
+          <w:sz w:val="28"/>
+          <w:szCs w:val="28"/>
+        </w:rPr>
+      </w:pPr>
+      <w:r>
+        <w:rPr>
+          <w:rFonts w:ascii="Sakkal Majalla" w:hAnsi="Sakkal Majalla" w:cs="Sakkal Majalla"/>
+          <w:sz w:val="28"/>
+          <w:szCs w:val="28"/>
+          <w:rtl/>
+        </w:rPr>
+        <w:t>بناء على المرسوم رقم 2.26.190 صادر في 22 من رمضان 1447 (12 مارس 2026) بتحديد تاريخ انتخاب أعضاء مجلس النواب؛</w:t>
+      </w:r>
     </w:p>
     <w:p>
       <w:pPr>
@@ -368,56 +282,24 @@
         <w:bidi/>
         <w:jc w:val="center"/>
         <w:rPr>
+          <w:rFonts w:ascii="Sakkal Majalla" w:hAnsi="Sakkal Majalla" w:cs="Sakkal Majalla"/>
           <w:b/>
           <w:bCs/>
-          <w:sz w:val="32"/>
-          <w:szCs w:val="32"/>
-          <w:rtl/>
-        </w:rPr>
-      </w:pPr>
-      <w:r>
-        <w:rPr>
-          <w:rFonts w:hint="cs"/>
+          <w:sz w:val="36"/>
+          <w:szCs w:val="36"/>
+          <w:rtl/>
+        </w:rPr>
+      </w:pPr>
+      <w:r>
+        <w:rPr>
+          <w:rFonts w:ascii="Sakkal Majalla" w:hAnsi="Sakkal Majalla" w:cs="Sakkal Majalla"/>
           <w:b/>
           <w:bCs/>
-          <w:sz w:val="32"/>
-          <w:szCs w:val="32"/>
-          <w:rtl/>
-        </w:rPr>
-        <w:t>ي</w:t>
-      </w:r>
-      <w:r>
-        <w:rPr>
-          <w:rFonts w:hint="cs"/>
-          <w:b/>
-          <w:bCs/>
-          <w:sz w:val="32"/>
-          <w:szCs w:val="32"/>
-          <w:rtl/>
-        </w:rPr>
-        <w:t>ـ</w:t>
-      </w:r>
-      <w:r>
-        <w:rPr>
-          <w:rFonts w:hint="cs"/>
-          <w:b/>
-          <w:bCs/>
-          <w:sz w:val="32"/>
-          <w:szCs w:val="32"/>
-          <w:rtl/>
-        </w:rPr>
-        <w:t>قــــرر</w:t>
-      </w:r>
-      <w:r>
-        <w:rPr>
-          <w:rFonts w:hint="cs"/>
-          <w:b/>
-          <w:bCs/>
-          <w:sz w:val="32"/>
-          <w:szCs w:val="32"/>
-          <w:rtl/>
-        </w:rPr>
-        <w:t>:</w:t>
+          <w:sz w:val="36"/>
+          <w:szCs w:val="36"/>
+          <w:rtl/>
+        </w:rPr>
+        <w:t>يـقــــرر:</w:t>
       </w:r>
     </w:p>
     <w:p>
@@ -425,13 +307,15 @@
         <w:pStyle w:val="Normalcentr"/>
         <w:ind w:left="26" w:right="0" w:firstLine="0"/>
         <w:rPr>
-          <w:sz w:val="28"/>
-          <w:szCs w:val="28"/>
-          <w:rtl/>
-        </w:rPr>
-      </w:pPr>
-      <w:r>
-        <w:rPr>
+          <w:rFonts w:ascii="Sakkal Majalla" w:hAnsi="Sakkal Majalla" w:cs="Sakkal Majalla"/>
+          <w:sz w:val="28"/>
+          <w:szCs w:val="28"/>
+          <w:rtl/>
+        </w:rPr>
+      </w:pPr>
+      <w:r>
+        <w:rPr>
+          <w:rFonts w:ascii="Sakkal Majalla" w:hAnsi="Sakkal Majalla" w:cs="Sakkal Majalla"/>
           <w:sz w:val="28"/>
           <w:szCs w:val="28"/>
           <w:u w:val="single"/>
@@ -442,6 +326,7 @@
       <w:proofErr w:type="gramStart"/>
       <w:r>
         <w:rPr>
+          <w:rFonts w:ascii="Sakkal Majalla" w:hAnsi="Sakkal Majalla" w:cs="Sakkal Majalla"/>
           <w:sz w:val="28"/>
           <w:szCs w:val="28"/>
           <w:u w:val="single"/>
@@ -451,6 +336,7 @@
       </w:r>
       <w:r>
         <w:rPr>
+          <w:rFonts w:ascii="Sakkal Majalla" w:hAnsi="Sakkal Majalla" w:cs="Sakkal Majalla"/>
           <w:sz w:val="28"/>
           <w:szCs w:val="28"/>
           <w:rtl/>
@@ -464,6 +350,7 @@
         <w:pStyle w:val="Normalcentr"/>
         <w:ind w:left="26" w:right="0" w:firstLine="540"/>
         <w:rPr>
+          <w:rFonts w:ascii="Sakkal Majalla" w:hAnsi="Sakkal Majalla" w:cs="Sakkal Majalla"/>
           <w:b w:val="0"/>
           <w:bCs w:val="0"/>
           <w:sz w:val="28"/>
@@ -475,16 +362,18 @@
       <w:proofErr w:type="gramEnd"/>
       <w:r>
         <w:rPr>
-          <w:b w:val="0"/>
-          <w:bCs w:val="0"/>
-          <w:sz w:val="28"/>
-          <w:szCs w:val="28"/>
-          <w:rtl/>
-        </w:rPr>
-        <w:t xml:space="preserve"> يعين السيد (ة) : </w:t>
-      </w:r>
-      <w:r>
-        <w:rPr>
+          <w:rFonts w:ascii="Sakkal Majalla" w:hAnsi="Sakkal Majalla" w:cs="Sakkal Majalla"/>
+          <w:b w:val="0"/>
+          <w:bCs w:val="0"/>
+          <w:sz w:val="28"/>
+          <w:szCs w:val="28"/>
+          <w:rtl/>
+        </w:rPr>
+        <w:t xml:space="preserve"> يعين السيد (ة) :</w:t>
+      </w:r>
+      <w:r>
+        <w:rPr>
+          <w:rFonts w:ascii="Sakkal Majalla" w:hAnsi="Sakkal Majalla" w:cs="Sakkal Majalla"/>
           <w:b w:val="0"/>
           <w:bCs w:val="0"/>
           <w:sz w:val="28"/>
@@ -495,16 +384,40 @@
       </w:r>
       <w:r>
         <w:rPr>
-          <w:b w:val="0"/>
-          <w:bCs w:val="0"/>
-          <w:sz w:val="28"/>
-          <w:szCs w:val="28"/>
-          <w:rtl/>
-        </w:rPr>
-        <w:t xml:space="preserve">، رئيسا لمكتب التصويت رقم </w:t>
-      </w:r>
-      <w:r>
-        <w:rPr>
+          <w:rFonts w:ascii="Sakkal Majalla" w:hAnsi="Sakkal Majalla" w:cs="Sakkal Majalla"/>
+          <w:b w:val="0"/>
+          <w:bCs w:val="0"/>
+          <w:sz w:val="28"/>
+          <w:szCs w:val="28"/>
+          <w:rtl/>
+        </w:rPr>
+        <w:t xml:space="preserve"> الحامل لبطاقة التعريف الوطنية رقم </w:t>
+      </w:r>
+      <w:r>
+        <w:rPr>
+          <w:rFonts w:ascii="Sakkal Majalla" w:hAnsi="Sakkal Majalla" w:cs="Sakkal Majalla"/>
+          <w:b w:val="0"/>
+          <w:bCs w:val="0"/>
+          <w:sz w:val="28"/>
+          <w:szCs w:val="28"/>
+          <w:rtl/>
+        </w:rPr>
+        <w:t>{{ president_cin }}</w:t>
+      </w:r>
+      <w:r>
+        <w:rPr>
+          <w:rFonts w:ascii="Sakkal Majalla" w:hAnsi="Sakkal Majalla" w:cs="Sakkal Majalla"/>
+          <w:b w:val="0"/>
+          <w:bCs w:val="0"/>
+          <w:sz w:val="28"/>
+          <w:szCs w:val="28"/>
+          <w:rtl/>
+        </w:rPr>
+        <w:t xml:space="preserve">، رئيس (ة) لمكتب التصويت رقم </w:t>
+      </w:r>
+      <w:r>
+        <w:rPr>
+          <w:rFonts w:ascii="Sakkal Majalla" w:hAnsi="Sakkal Majalla" w:cs="Sakkal Majalla"/>
           <w:b w:val="0"/>
           <w:bCs w:val="0"/>
           <w:sz w:val="28"/>
@@ -515,16 +428,18 @@
       </w:r>
       <w:r>
         <w:rPr>
-          <w:b w:val="0"/>
-          <w:bCs w:val="0"/>
-          <w:sz w:val="28"/>
-          <w:szCs w:val="28"/>
-          <w:rtl/>
-        </w:rPr>
-        <w:t xml:space="preserve">  لجماعة </w:t>
-      </w:r>
-      <w:r>
-        <w:rPr>
+          <w:rFonts w:ascii="Sakkal Majalla" w:hAnsi="Sakkal Majalla" w:cs="Sakkal Majalla"/>
+          <w:b w:val="0"/>
+          <w:bCs w:val="0"/>
+          <w:sz w:val="28"/>
+          <w:szCs w:val="28"/>
+          <w:rtl/>
+        </w:rPr>
+        <w:t xml:space="preserve">لجماعة </w:t>
+      </w:r>
+      <w:r>
+        <w:rPr>
+          <w:rFonts w:ascii="Sakkal Majalla" w:hAnsi="Sakkal Majalla" w:cs="Sakkal Majalla"/>
           <w:b w:val="0"/>
           <w:bCs w:val="0"/>
           <w:sz w:val="28"/>
@@ -535,6 +450,7 @@
       </w:r>
       <w:r>
         <w:rPr>
+          <w:rFonts w:ascii="Sakkal Majalla" w:hAnsi="Sakkal Majalla" w:cs="Sakkal Majalla"/>
           <w:b w:val="0"/>
           <w:bCs w:val="0"/>
           <w:sz w:val="28"/>
@@ -545,6 +461,7 @@
       </w:r>
       <w:r>
         <w:rPr>
+          <w:rFonts w:ascii="Sakkal Majalla" w:hAnsi="Sakkal Majalla" w:cs="Sakkal Majalla"/>
           <w:b w:val="0"/>
           <w:bCs w:val="0"/>
           <w:sz w:val="28"/>
@@ -555,16 +472,18 @@
       </w:r>
       <w:r>
         <w:rPr>
-          <w:b w:val="0"/>
-          <w:bCs w:val="0"/>
-          <w:sz w:val="28"/>
-          <w:szCs w:val="28"/>
-          <w:rtl/>
-        </w:rPr>
-        <w:t xml:space="preserve">، والتابع للمكتب المركزي رقم </w:t>
-      </w:r>
-      <w:r>
-        <w:rPr>
+          <w:rFonts w:ascii="Sakkal Majalla" w:hAnsi="Sakkal Majalla" w:cs="Sakkal Majalla"/>
+          <w:b w:val="0"/>
+          <w:bCs w:val="0"/>
+          <w:sz w:val="28"/>
+          <w:szCs w:val="28"/>
+          <w:rtl/>
+        </w:rPr>
+        <w:t xml:space="preserve"> والتابع للمكتب المركزي رقم </w:t>
+      </w:r>
+      <w:r>
+        <w:rPr>
+          <w:rFonts w:ascii="Sakkal Majalla" w:hAnsi="Sakkal Majalla" w:cs="Sakkal Majalla"/>
           <w:b w:val="0"/>
           <w:bCs w:val="0"/>
           <w:sz w:val="28"/>
@@ -575,16 +494,18 @@
       </w:r>
       <w:r>
         <w:rPr>
-          <w:b w:val="0"/>
-          <w:bCs w:val="0"/>
-          <w:sz w:val="28"/>
-          <w:szCs w:val="28"/>
-          <w:rtl/>
-        </w:rPr>
-        <w:t xml:space="preserve">، برئاسة السيد (ة): </w:t>
-      </w:r>
-      <w:r>
-        <w:rPr>
+          <w:rFonts w:ascii="Sakkal Majalla" w:hAnsi="Sakkal Majalla" w:cs="Sakkal Majalla"/>
+          <w:b w:val="0"/>
+          <w:bCs w:val="0"/>
+          <w:sz w:val="28"/>
+          <w:szCs w:val="28"/>
+          <w:rtl/>
+        </w:rPr>
+        <w:t xml:space="preserve"> برئاسة السيد (ة): </w:t>
+      </w:r>
+      <w:r>
+        <w:rPr>
+          <w:rFonts w:ascii="Sakkal Majalla" w:hAnsi="Sakkal Majalla" w:cs="Sakkal Majalla"/>
           <w:b w:val="0"/>
           <w:bCs w:val="0"/>
           <w:sz w:val="28"/>
@@ -595,16 +516,18 @@
       </w:r>
       <w:r>
         <w:rPr>
-          <w:b w:val="0"/>
-          <w:bCs w:val="0"/>
-          <w:sz w:val="28"/>
-          <w:szCs w:val="28"/>
-          <w:rtl/>
-        </w:rPr>
-        <w:t>، الكائن مقره ب</w:t>
-      </w:r>
-      <w:r>
-        <w:rPr>
+          <w:rFonts w:ascii="Sakkal Majalla" w:hAnsi="Sakkal Majalla" w:cs="Sakkal Majalla"/>
+          <w:b w:val="0"/>
+          <w:bCs w:val="0"/>
+          <w:sz w:val="28"/>
+          <w:szCs w:val="28"/>
+          <w:rtl/>
+        </w:rPr>
+        <w:t xml:space="preserve"> الكائن مقره ب </w:t>
+      </w:r>
+      <w:r>
+        <w:rPr>
+          <w:rFonts w:ascii="Sakkal Majalla" w:hAnsi="Sakkal Majalla" w:cs="Sakkal Majalla"/>
           <w:b w:val="0"/>
           <w:bCs w:val="0"/>
           <w:sz w:val="28"/>
@@ -619,6 +542,7 @@
         <w:pStyle w:val="Normalcentr"/>
         <w:ind w:left="26" w:right="0" w:firstLine="0"/>
         <w:rPr>
+          <w:rFonts w:ascii="Sakkal Majalla" w:hAnsi="Sakkal Majalla" w:cs="Sakkal Majalla"/>
           <w:sz w:val="28"/>
           <w:szCs w:val="28"/>
           <w:u w:val="single"/>
@@ -627,6 +551,7 @@
       </w:pPr>
       <w:r>
         <w:rPr>
+          <w:rFonts w:ascii="Sakkal Majalla" w:hAnsi="Sakkal Majalla" w:cs="Sakkal Majalla"/>
           <w:sz w:val="28"/>
           <w:szCs w:val="28"/>
           <w:u w:val="single"/>
@@ -637,6 +562,7 @@
       <w:proofErr w:type="gramStart"/>
       <w:r>
         <w:rPr>
+          <w:rFonts w:ascii="Sakkal Majalla" w:hAnsi="Sakkal Majalla" w:cs="Sakkal Majalla"/>
           <w:sz w:val="28"/>
           <w:szCs w:val="28"/>
           <w:u w:val="single"/>
@@ -651,6 +577,7 @@
         <w:pStyle w:val="Normalcentr"/>
         <w:ind w:left="26" w:right="0" w:firstLine="540"/>
         <w:rPr>
+          <w:rFonts w:ascii="Sakkal Majalla" w:hAnsi="Sakkal Majalla" w:cs="Sakkal Majalla"/>
           <w:b w:val="0"/>
           <w:bCs w:val="0"/>
           <w:sz w:val="28"/>
@@ -660,8 +587,11 @@
       </w:pPr>
       <w:proofErr w:type="gramStart"/>
       <w:proofErr w:type="gramEnd"/>
-      <w:r>
-        <w:rPr>
+      <w:proofErr w:type="gramStart"/>
+      <w:proofErr w:type="gramEnd"/>
+      <w:r>
+        <w:rPr>
+          <w:rFonts w:ascii="Sakkal Majalla" w:hAnsi="Sakkal Majalla" w:cs="Sakkal Majalla"/>
           <w:b w:val="0"/>
           <w:bCs w:val="0"/>
           <w:sz w:val="28"/>
@@ -672,6 +602,7 @@
       </w:r>
       <w:r>
         <w:rPr>
+          <w:rFonts w:ascii="Sakkal Majalla" w:hAnsi="Sakkal Majalla" w:cs="Sakkal Majalla"/>
           <w:b w:val="0"/>
           <w:bCs w:val="0"/>
           <w:sz w:val="28"/>
@@ -682,13 +613,36 @@
       </w:r>
       <w:r>
         <w:rPr>
-          <w:b w:val="0"/>
-          <w:bCs w:val="0"/>
-          <w:sz w:val="28"/>
-          <w:szCs w:val="28"/>
-          <w:rtl/>
-        </w:rPr>
-        <w:t>، نائبا عن رئيس مكتب التصويت.</w:t>
+          <w:rFonts w:ascii="Sakkal Majalla" w:hAnsi="Sakkal Majalla" w:cs="Sakkal Majalla"/>
+          <w:b w:val="0"/>
+          <w:bCs w:val="0"/>
+          <w:sz w:val="28"/>
+          <w:szCs w:val="28"/>
+          <w:rtl/>
+        </w:rPr>
+        <w:t xml:space="preserve"> الحامل لبطاقة التعريف الوطنية رقم </w:t>
+      </w:r>
+      <w:r>
+        <w:rPr>
+          <w:rFonts w:ascii="Sakkal Majalla" w:hAnsi="Sakkal Majalla" w:cs="Sakkal Majalla"/>
+          <w:b w:val="0"/>
+          <w:bCs w:val="0"/>
+          <w:sz w:val="28"/>
+          <w:szCs w:val="28"/>
+          <w:rtl/>
+        </w:rPr>
+        <w:t>{{ vice_president_cin }}</w:t>
+      </w:r>
+      <w:r>
+        <w:rPr>
+          <w:rFonts w:ascii="Sakkal Majalla" w:hAnsi="Sakkal Majalla" w:cs="Sakkal Majalla"/>
+          <w:b w:val="0"/>
+          <w:bCs w:val="0"/>
+          <w:sz w:val="28"/>
+          <w:szCs w:val="28"/>
+          <w:rtl/>
+        </w:rPr>
+        <w:t>،  نائب لرئيس مكتب التصويت.</w:t>
       </w:r>
     </w:p>
     <w:p>
@@ -696,6 +650,7 @@
         <w:pStyle w:val="Normalcentr"/>
         <w:ind w:left="26" w:right="0" w:firstLine="0"/>
         <w:rPr>
+          <w:rFonts w:ascii="Sakkal Majalla" w:hAnsi="Sakkal Majalla" w:cs="Sakkal Majalla"/>
           <w:sz w:val="28"/>
           <w:szCs w:val="28"/>
           <w:u w:val="single"/>
@@ -704,6 +659,7 @@
       </w:pPr>
       <w:r>
         <w:rPr>
+          <w:rFonts w:ascii="Sakkal Majalla" w:hAnsi="Sakkal Majalla" w:cs="Sakkal Majalla"/>
           <w:sz w:val="28"/>
           <w:szCs w:val="28"/>
           <w:u w:val="single"/>
@@ -714,6 +670,7 @@
       <w:proofErr w:type="gramStart"/>
       <w:r>
         <w:rPr>
+          <w:rFonts w:ascii="Sakkal Majalla" w:hAnsi="Sakkal Majalla" w:cs="Sakkal Majalla"/>
           <w:sz w:val="28"/>
           <w:szCs w:val="28"/>
           <w:u w:val="single"/>
@@ -728,213 +685,271 @@
         <w:pStyle w:val="Normalcentr"/>
         <w:ind w:left="26" w:right="0" w:firstLine="540"/>
         <w:rPr>
-          <w:b w:val="0"/>
-          <w:bCs w:val="0"/>
-          <w:sz w:val="28"/>
-          <w:szCs w:val="28"/>
-          <w:rtl/>
-        </w:rPr>
-      </w:pPr>
-      <w:r>
-        <w:rPr>
-          <w:b w:val="0"/>
-          <w:bCs w:val="0"/>
-          <w:sz w:val="28"/>
-          <w:szCs w:val="28"/>
-          <w:rtl/>
-        </w:rPr>
-        <w:t xml:space="preserve"> </w:t>
-      </w:r>
-      <w:r>
-        <w:rPr>
-          <w:rFonts w:hint="cs"/>
-          <w:b w:val="0"/>
-          <w:bCs w:val="0"/>
-          <w:sz w:val="28"/>
-          <w:szCs w:val="28"/>
-          <w:rtl/>
-        </w:rPr>
-        <w:t>ي</w:t>
-      </w:r>
-      <w:r>
-        <w:rPr>
-          <w:b w:val="0"/>
-          <w:bCs w:val="0"/>
-          <w:sz w:val="28"/>
-          <w:szCs w:val="28"/>
-          <w:rtl/>
-        </w:rPr>
-        <w:t xml:space="preserve">عين السادة </w:t>
-      </w:r>
-      <w:r>
-        <w:rPr>
-          <w:rFonts w:hint="cs"/>
-          <w:b w:val="0"/>
-          <w:bCs w:val="0"/>
-          <w:sz w:val="28"/>
-          <w:szCs w:val="28"/>
-          <w:rtl/>
-        </w:rPr>
-        <w:t xml:space="preserve">الآتية </w:t>
-      </w:r>
-      <w:r>
-        <w:rPr>
-          <w:b w:val="0"/>
-          <w:bCs w:val="0"/>
-          <w:sz w:val="28"/>
-          <w:szCs w:val="28"/>
-          <w:rtl/>
-        </w:rPr>
-        <w:t>أسماؤهم أعضاء مكتب التصويت</w:t>
-      </w:r>
-      <w:r>
-        <w:rPr>
-          <w:rFonts w:hint="cs"/>
-          <w:b w:val="0"/>
-          <w:bCs w:val="0"/>
-          <w:sz w:val="28"/>
-          <w:szCs w:val="28"/>
-          <w:rtl/>
-        </w:rPr>
-        <w:t>:</w:t>
+          <w:rFonts w:ascii="Sakkal Majalla" w:hAnsi="Sakkal Majalla" w:cs="Sakkal Majalla"/>
+          <w:b w:val="0"/>
+          <w:bCs w:val="0"/>
+          <w:sz w:val="28"/>
+          <w:szCs w:val="28"/>
+          <w:rtl/>
+        </w:rPr>
+      </w:pPr>
+      <w:r>
+        <w:rPr>
+          <w:rFonts w:ascii="Sakkal Majalla" w:hAnsi="Sakkal Majalla" w:cs="Sakkal Majalla"/>
+          <w:b w:val="0"/>
+          <w:bCs w:val="0"/>
+          <w:sz w:val="28"/>
+          <w:szCs w:val="28"/>
+          <w:rtl/>
+        </w:rPr>
+        <w:t xml:space="preserve"> يعين السادة الآتية أسماؤهم أعضاء مكتب التصويت:</w:t>
       </w:r>
     </w:p>
     <w:p>
       <w:pPr>
         <w:pStyle w:val="Normalcentr"/>
-        <w:ind w:left="26" w:right="0" w:firstLine="720"/>
-        <w:rPr>
-          <w:b w:val="0"/>
-          <w:bCs w:val="0"/>
-          <w:sz w:val="28"/>
-          <w:szCs w:val="28"/>
-          <w:rtl/>
-        </w:rPr>
-      </w:pPr>
-      <w:r>
-        <w:rPr>
-          <w:rFonts w:hint="cs"/>
-          <w:b w:val="0"/>
-          <w:bCs w:val="0"/>
-          <w:sz w:val="28"/>
-          <w:szCs w:val="28"/>
-          <w:rtl/>
-        </w:rPr>
-        <w:t xml:space="preserve">- </w:t>
-      </w:r>
-      <w:r>
-        <w:rPr>
-          <w:rFonts w:hint="cs"/>
-          <w:b w:val="0"/>
-          <w:bCs w:val="0"/>
-          <w:sz w:val="28"/>
-          <w:szCs w:val="28"/>
-          <w:rtl/>
+        <w:numPr>
+          <w:ilvl w:val="0"/>
+          <w:numId w:val="13"/>
+        </w:numPr>
+        <w:ind w:right="0"/>
+        <w:rPr>
+          <w:rFonts w:ascii="Sakkal Majalla" w:hAnsi="Sakkal Majalla" w:cs="Sakkal Majalla"/>
+          <w:b w:val="0"/>
+          <w:bCs w:val="0"/>
+          <w:sz w:val="28"/>
+          <w:szCs w:val="28"/>
+          <w:rtl/>
+          <w:lang w:val="fr-MA"/>
+        </w:rPr>
+      </w:pPr>
+      <w:proofErr w:type="gramStart"/>
+      <w:proofErr w:type="gramEnd"/>
+      <w:r>
+        <w:rPr>
+          <w:rFonts w:ascii="Sakkal Majalla" w:hAnsi="Sakkal Majalla" w:cs="Sakkal Majalla" w:hint="cs"/>
+          <w:b w:val="0"/>
+          <w:bCs w:val="0"/>
+          <w:sz w:val="28"/>
+          <w:szCs w:val="28"/>
+          <w:rtl/>
+          <w:lang w:val="fr-MA"/>
+        </w:rPr>
+        <w:t xml:space="preserve">عضو أول: </w:t>
+      </w:r>
+      <w:r>
+        <w:rPr>
+          <w:rFonts w:ascii="Sakkal Majalla" w:hAnsi="Sakkal Majalla" w:cs="Sakkal Majalla" w:hint="cs"/>
+          <w:b w:val="0"/>
+          <w:bCs w:val="0"/>
+          <w:sz w:val="28"/>
+          <w:szCs w:val="28"/>
+          <w:rtl/>
+          <w:lang w:val="fr-MA"/>
         </w:rPr>
         <w:t>{{ membre_1 }}</w:t>
       </w:r>
       <w:r>
         <w:rPr>
-          <w:rFonts w:hint="cs"/>
-          <w:b w:val="0"/>
-          <w:bCs w:val="0"/>
-          <w:sz w:val="28"/>
-          <w:szCs w:val="28"/>
-          <w:rtl/>
-        </w:rPr>
-        <w:t xml:space="preserve">؛ </w:t>
+          <w:rFonts w:ascii="Sakkal Majalla" w:hAnsi="Sakkal Majalla" w:cs="Sakkal Majalla" w:hint="cs"/>
+          <w:b w:val="0"/>
+          <w:bCs w:val="0"/>
+          <w:sz w:val="28"/>
+          <w:szCs w:val="28"/>
+          <w:rtl/>
+          <w:lang w:val="fr-MA"/>
+        </w:rPr>
+        <w:t xml:space="preserve"> الحامل لبطاقة التعريف الوطنية رقم </w:t>
+      </w:r>
+      <w:r>
+        <w:rPr>
+          <w:rFonts w:ascii="Sakkal Majalla" w:hAnsi="Sakkal Majalla" w:cs="Sakkal Majalla" w:hint="cs"/>
+          <w:b w:val="0"/>
+          <w:bCs w:val="0"/>
+          <w:sz w:val="28"/>
+          <w:szCs w:val="28"/>
+          <w:rtl/>
+          <w:lang w:val="fr-MA"/>
+        </w:rPr>
+        <w:t>{{ membre_1_cin }}</w:t>
+      </w:r>
+      <w:r>
+        <w:rPr>
+          <w:rFonts w:ascii="Sakkal Majalla" w:hAnsi="Sakkal Majalla" w:cs="Sakkal Majalla" w:hint="cs"/>
+          <w:b w:val="0"/>
+          <w:bCs w:val="0"/>
+          <w:sz w:val="28"/>
+          <w:szCs w:val="28"/>
+          <w:rtl/>
+          <w:lang w:val="fr-MA"/>
+        </w:rPr>
+        <w:t>،؛</w:t>
       </w:r>
     </w:p>
     <w:p>
       <w:pPr>
         <w:pStyle w:val="Normalcentr"/>
-        <w:ind w:left="26" w:right="0" w:firstLine="720"/>
-        <w:rPr>
-          <w:b w:val="0"/>
-          <w:bCs w:val="0"/>
-          <w:sz w:val="28"/>
-          <w:szCs w:val="28"/>
-          <w:rtl/>
-        </w:rPr>
-      </w:pPr>
-      <w:r>
-        <w:rPr>
-          <w:rFonts w:hint="cs"/>
-          <w:b w:val="0"/>
-          <w:bCs w:val="0"/>
-          <w:sz w:val="28"/>
-          <w:szCs w:val="28"/>
-          <w:rtl/>
-        </w:rPr>
-        <w:t xml:space="preserve">- </w:t>
-      </w:r>
-      <w:r>
-        <w:rPr>
-          <w:rFonts w:hint="cs"/>
-          <w:b w:val="0"/>
-          <w:bCs w:val="0"/>
-          <w:sz w:val="28"/>
-          <w:szCs w:val="28"/>
-          <w:rtl/>
+        <w:numPr>
+          <w:ilvl w:val="0"/>
+          <w:numId w:val="13"/>
+        </w:numPr>
+        <w:ind w:right="0"/>
+        <w:rPr>
+          <w:rFonts w:ascii="Sakkal Majalla" w:hAnsi="Sakkal Majalla" w:cs="Sakkal Majalla"/>
+          <w:b w:val="0"/>
+          <w:bCs w:val="0"/>
+          <w:sz w:val="28"/>
+          <w:szCs w:val="28"/>
+          <w:rtl/>
+          <w:lang w:val="fr-MA"/>
+        </w:rPr>
+      </w:pPr>
+      <w:proofErr w:type="gramStart"/>
+      <w:proofErr w:type="gramEnd"/>
+      <w:proofErr w:type="gramStart"/>
+      <w:proofErr w:type="gramEnd"/>
+      <w:r>
+        <w:rPr>
+          <w:rFonts w:ascii="Sakkal Majalla" w:hAnsi="Sakkal Majalla" w:cs="Sakkal Majalla" w:hint="cs"/>
+          <w:b w:val="0"/>
+          <w:bCs w:val="0"/>
+          <w:sz w:val="28"/>
+          <w:szCs w:val="28"/>
+          <w:rtl/>
+          <w:lang w:val="fr-MA"/>
+        </w:rPr>
+        <w:t>عضو ثاني:</w:t>
+      </w:r>
+      <w:r>
+        <w:rPr>
+          <w:rFonts w:ascii="Sakkal Majalla" w:hAnsi="Sakkal Majalla" w:cs="Sakkal Majalla" w:hint="cs"/>
+          <w:b w:val="0"/>
+          <w:bCs w:val="0"/>
+          <w:sz w:val="28"/>
+          <w:szCs w:val="28"/>
+          <w:rtl/>
+          <w:lang w:val="fr-MA"/>
         </w:rPr>
         <w:t>{{ membre_2 }}</w:t>
       </w:r>
       <w:r>
         <w:rPr>
-          <w:rFonts w:hint="cs"/>
-          <w:b w:val="0"/>
-          <w:bCs w:val="0"/>
-          <w:sz w:val="28"/>
-          <w:szCs w:val="28"/>
-          <w:rtl/>
-        </w:rPr>
-        <w:t xml:space="preserve">؛ </w:t>
+          <w:rFonts w:ascii="Sakkal Majalla" w:hAnsi="Sakkal Majalla" w:cs="Sakkal Majalla" w:hint="cs"/>
+          <w:b w:val="0"/>
+          <w:bCs w:val="0"/>
+          <w:sz w:val="28"/>
+          <w:szCs w:val="28"/>
+          <w:rtl/>
+          <w:lang w:val="fr-MA"/>
+        </w:rPr>
+        <w:t xml:space="preserve"> الحامل لبطاقة التعريف الوطنية رقم </w:t>
+      </w:r>
+      <w:r>
+        <w:rPr>
+          <w:rFonts w:ascii="Sakkal Majalla" w:hAnsi="Sakkal Majalla" w:cs="Sakkal Majalla" w:hint="cs"/>
+          <w:b w:val="0"/>
+          <w:bCs w:val="0"/>
+          <w:sz w:val="28"/>
+          <w:szCs w:val="28"/>
+          <w:rtl/>
+          <w:lang w:val="fr-MA"/>
+        </w:rPr>
+        <w:t>{{ membre_2_cin }}</w:t>
+      </w:r>
+      <w:r>
+        <w:rPr>
+          <w:rFonts w:ascii="Sakkal Majalla" w:hAnsi="Sakkal Majalla" w:cs="Sakkal Majalla" w:hint="cs"/>
+          <w:b w:val="0"/>
+          <w:bCs w:val="0"/>
+          <w:sz w:val="28"/>
+          <w:szCs w:val="28"/>
+          <w:rtl/>
+          <w:lang w:val="fr-MA"/>
+        </w:rPr>
+        <w:t>،؛</w:t>
       </w:r>
     </w:p>
     <w:p>
       <w:pPr>
         <w:pStyle w:val="Normalcentr"/>
-        <w:ind w:left="26" w:right="0" w:firstLine="720"/>
-        <w:rPr>
-          <w:b w:val="0"/>
-          <w:bCs w:val="0"/>
-          <w:sz w:val="28"/>
-          <w:szCs w:val="28"/>
-          <w:rtl/>
-        </w:rPr>
-      </w:pPr>
-      <w:r>
-        <w:rPr>
-          <w:rFonts w:hint="cs"/>
-          <w:b w:val="0"/>
-          <w:bCs w:val="0"/>
-          <w:sz w:val="28"/>
-          <w:szCs w:val="28"/>
-          <w:rtl/>
-        </w:rPr>
-        <w:t xml:space="preserve">- </w:t>
-      </w:r>
-      <w:r>
-        <w:rPr>
-          <w:rFonts w:hint="cs"/>
-          <w:b w:val="0"/>
-          <w:bCs w:val="0"/>
-          <w:sz w:val="28"/>
-          <w:szCs w:val="28"/>
-          <w:rtl/>
+        <w:numPr>
+          <w:ilvl w:val="0"/>
+          <w:numId w:val="13"/>
+        </w:numPr>
+        <w:ind w:right="0"/>
+        <w:rPr>
+          <w:rFonts w:ascii="Sakkal Majalla" w:hAnsi="Sakkal Majalla" w:cs="Sakkal Majalla"/>
+          <w:b w:val="0"/>
+          <w:bCs w:val="0"/>
+          <w:sz w:val="28"/>
+          <w:szCs w:val="28"/>
+          <w:rtl/>
+          <w:lang w:val="fr-MA"/>
+        </w:rPr>
+      </w:pPr>
+      <w:proofErr w:type="gramStart"/>
+      <w:proofErr w:type="gramEnd"/>
+      <w:proofErr w:type="gramStart"/>
+      <w:proofErr w:type="gramEnd"/>
+      <w:r>
+        <w:rPr>
+          <w:rFonts w:ascii="Sakkal Majalla" w:hAnsi="Sakkal Majalla" w:cs="Sakkal Majalla" w:hint="cs"/>
+          <w:b w:val="0"/>
+          <w:bCs w:val="0"/>
+          <w:sz w:val="28"/>
+          <w:szCs w:val="28"/>
+          <w:rtl/>
+          <w:lang w:val="fr-MA"/>
+        </w:rPr>
+        <w:t>كاتب:</w:t>
+      </w:r>
+      <w:r>
+        <w:rPr>
+          <w:rFonts w:ascii="Sakkal Majalla" w:hAnsi="Sakkal Majalla" w:cs="Sakkal Majalla" w:hint="cs"/>
+          <w:b w:val="0"/>
+          <w:bCs w:val="0"/>
+          <w:sz w:val="28"/>
+          <w:szCs w:val="28"/>
+          <w:rtl/>
+          <w:lang w:val="fr-MA"/>
         </w:rPr>
         <w:t>{{ membre_3 }}</w:t>
       </w:r>
       <w:r>
         <w:rPr>
-          <w:rFonts w:hint="cs"/>
-          <w:b w:val="0"/>
-          <w:bCs w:val="0"/>
-          <w:sz w:val="28"/>
-          <w:szCs w:val="28"/>
-          <w:rtl/>
-        </w:rPr>
-        <w:t xml:space="preserve">؛ </w:t>
+          <w:rFonts w:ascii="Sakkal Majalla" w:hAnsi="Sakkal Majalla" w:cs="Sakkal Majalla" w:hint="cs"/>
+          <w:b w:val="0"/>
+          <w:bCs w:val="0"/>
+          <w:sz w:val="28"/>
+          <w:szCs w:val="28"/>
+          <w:rtl/>
+          <w:lang w:val="fr-MA"/>
+        </w:rPr>
+        <w:t xml:space="preserve"> الحامل لبطاقة التعريف الوطنية رقم </w:t>
+      </w:r>
+      <w:r>
+        <w:rPr>
+          <w:rFonts w:ascii="Sakkal Majalla" w:hAnsi="Sakkal Majalla" w:cs="Sakkal Majalla" w:hint="cs"/>
+          <w:b w:val="0"/>
+          <w:bCs w:val="0"/>
+          <w:sz w:val="28"/>
+          <w:szCs w:val="28"/>
+          <w:rtl/>
+          <w:lang w:val="fr-MA"/>
+        </w:rPr>
+        <w:t>{{ membre_3_cin }}</w:t>
+      </w:r>
+      <w:r>
+        <w:rPr>
+          <w:rFonts w:ascii="Sakkal Majalla" w:hAnsi="Sakkal Majalla" w:cs="Sakkal Majalla" w:hint="cs"/>
+          <w:b w:val="0"/>
+          <w:bCs w:val="0"/>
+          <w:sz w:val="28"/>
+          <w:szCs w:val="28"/>
+          <w:rtl/>
+          <w:lang w:val="fr-MA"/>
+        </w:rPr>
+        <w:t>،؛</w:t>
       </w:r>
     </w:p>
     <w:p>
@@ -942,6 +957,7 @@
         <w:pStyle w:val="Normalcentr"/>
         <w:ind w:left="26" w:right="0" w:firstLine="0"/>
         <w:rPr>
+          <w:rFonts w:ascii="Sakkal Majalla" w:hAnsi="Sakkal Majalla" w:cs="Sakkal Majalla"/>
           <w:sz w:val="28"/>
           <w:szCs w:val="28"/>
           <w:u w:val="single"/>
@@ -950,6 +966,7 @@
       </w:pPr>
       <w:r>
         <w:rPr>
+          <w:rFonts w:ascii="Sakkal Majalla" w:hAnsi="Sakkal Majalla" w:cs="Sakkal Majalla"/>
           <w:sz w:val="28"/>
           <w:szCs w:val="28"/>
           <w:u w:val="single"/>
@@ -960,6 +977,7 @@
       <w:proofErr w:type="gramStart"/>
       <w:r>
         <w:rPr>
+          <w:rFonts w:ascii="Sakkal Majalla" w:hAnsi="Sakkal Majalla" w:cs="Sakkal Majalla"/>
           <w:sz w:val="28"/>
           <w:szCs w:val="28"/>
           <w:u w:val="single"/>
@@ -974,71 +992,60 @@
         <w:pStyle w:val="Normalcentr"/>
         <w:ind w:left="26" w:right="0" w:firstLine="540"/>
         <w:rPr>
-          <w:b w:val="0"/>
-          <w:bCs w:val="0"/>
-          <w:sz w:val="28"/>
-          <w:szCs w:val="28"/>
-          <w:rtl/>
-        </w:rPr>
-      </w:pPr>
-      <w:r>
-        <w:rPr>
-          <w:b w:val="0"/>
-          <w:bCs w:val="0"/>
-          <w:sz w:val="28"/>
-          <w:szCs w:val="28"/>
-          <w:rtl/>
-        </w:rPr>
-        <w:t xml:space="preserve"> يعين السادة الآتية أسماؤهم نوابا عن أعضاء مكتب التصو</w:t>
-      </w:r>
-      <w:r>
-        <w:rPr>
-          <w:b w:val="0"/>
-          <w:bCs w:val="0"/>
-          <w:sz w:val="28"/>
-          <w:szCs w:val="28"/>
-          <w:rtl/>
-        </w:rPr>
-        <w:t>يت</w:t>
-      </w:r>
-      <w:r>
-        <w:rPr>
-          <w:rFonts w:hint="cs"/>
-          <w:b w:val="0"/>
-          <w:bCs w:val="0"/>
-          <w:sz w:val="28"/>
-          <w:szCs w:val="28"/>
-          <w:rtl/>
-        </w:rPr>
-        <w:t>:</w:t>
+          <w:rFonts w:ascii="Sakkal Majalla" w:hAnsi="Sakkal Majalla" w:cs="Sakkal Majalla"/>
+          <w:b w:val="0"/>
+          <w:bCs w:val="0"/>
+          <w:sz w:val="28"/>
+          <w:szCs w:val="28"/>
+          <w:rtl/>
+        </w:rPr>
+      </w:pPr>
+      <w:r>
+        <w:rPr>
+          <w:rFonts w:ascii="Sakkal Majalla" w:hAnsi="Sakkal Majalla" w:cs="Sakkal Majalla"/>
+          <w:b w:val="0"/>
+          <w:bCs w:val="0"/>
+          <w:sz w:val="28"/>
+          <w:szCs w:val="28"/>
+          <w:rtl/>
+        </w:rPr>
+        <w:t xml:space="preserve"> يعين السادة الآتية أسماؤهم نوابا عن أعضاء مكتب التصويت:</w:t>
       </w:r>
     </w:p>
     <w:p>
       <w:pPr>
         <w:pStyle w:val="Normalcentr"/>
-        <w:ind w:left="26" w:right="0" w:firstLine="720"/>
-        <w:rPr>
-          <w:b w:val="0"/>
-          <w:bCs w:val="0"/>
-          <w:sz w:val="28"/>
-          <w:szCs w:val="28"/>
-          <w:rtl/>
-        </w:rPr>
-      </w:pPr>
-      <w:r>
-        <w:rPr>
-          <w:rFonts w:hint="cs"/>
-          <w:b w:val="0"/>
-          <w:bCs w:val="0"/>
-          <w:sz w:val="28"/>
-          <w:szCs w:val="28"/>
-          <w:rtl/>
-        </w:rPr>
-        <w:t xml:space="preserve">- </w:t>
-      </w:r>
-      <w:r>
-        <w:rPr>
-          <w:rFonts w:hint="cs"/>
+        <w:numPr>
+          <w:ilvl w:val="0"/>
+          <w:numId w:val="13"/>
+        </w:numPr>
+        <w:ind w:right="0"/>
+        <w:rPr>
+          <w:rFonts w:ascii="Sakkal Majalla" w:hAnsi="Sakkal Majalla" w:cs="Sakkal Majalla"/>
+          <w:b w:val="0"/>
+          <w:bCs w:val="0"/>
+          <w:sz w:val="28"/>
+          <w:szCs w:val="28"/>
+          <w:rtl/>
+          <w:lang w:val="fr-MA"/>
+        </w:rPr>
+      </w:pPr>
+      <w:proofErr w:type="gramStart"/>
+      <w:proofErr w:type="gramEnd"/>
+      <w:r>
+        <w:rPr>
+          <w:rFonts w:ascii="Sakkal Majalla" w:hAnsi="Sakkal Majalla" w:cs="Sakkal Majalla" w:hint="cs"/>
+          <w:b w:val="0"/>
+          <w:bCs w:val="0"/>
+          <w:sz w:val="28"/>
+          <w:szCs w:val="28"/>
+          <w:rtl/>
+        </w:rPr>
+        <w:t xml:space="preserve">نائب العضو الأول: </w:t>
+      </w:r>
+      <w:r>
+        <w:rPr>
+          <w:rFonts w:ascii="Sakkal Majalla" w:hAnsi="Sakkal Majalla" w:cs="Sakkal Majalla" w:hint="cs"/>
           <w:b w:val="0"/>
           <w:bCs w:val="0"/>
           <w:sz w:val="28"/>
@@ -1049,42 +1056,74 @@
       </w:r>
       <w:r>
         <w:rPr>
-          <w:rFonts w:hint="cs"/>
-          <w:b w:val="0"/>
-          <w:bCs w:val="0"/>
-          <w:sz w:val="28"/>
-          <w:szCs w:val="28"/>
-          <w:rtl/>
-        </w:rPr>
-        <w:t xml:space="preserve">؛ </w:t>
+          <w:rFonts w:ascii="Sakkal Majalla" w:hAnsi="Sakkal Majalla" w:cs="Sakkal Majalla" w:hint="cs"/>
+          <w:b w:val="0"/>
+          <w:bCs w:val="0"/>
+          <w:sz w:val="28"/>
+          <w:szCs w:val="28"/>
+          <w:rtl/>
+        </w:rPr>
+        <w:t xml:space="preserve"> الحامل لبطاقة التعريف الوطنية رقم </w:t>
+      </w:r>
+      <w:r>
+        <w:rPr>
+          <w:rFonts w:ascii="Sakkal Majalla" w:hAnsi="Sakkal Majalla" w:cs="Sakkal Majalla" w:hint="cs"/>
+          <w:b w:val="0"/>
+          <w:bCs w:val="0"/>
+          <w:sz w:val="28"/>
+          <w:szCs w:val="28"/>
+          <w:rtl/>
+        </w:rPr>
+        <w:t>{{ suppleant_1_cin }}</w:t>
+      </w:r>
+      <w:r>
+        <w:rPr>
+          <w:rFonts w:ascii="Sakkal Majalla" w:hAnsi="Sakkal Majalla" w:cs="Sakkal Majalla" w:hint="cs"/>
+          <w:b w:val="0"/>
+          <w:bCs w:val="0"/>
+          <w:sz w:val="28"/>
+          <w:szCs w:val="28"/>
+          <w:rtl/>
+        </w:rPr>
+        <w:t>،؛</w:t>
       </w:r>
     </w:p>
     <w:p>
       <w:pPr>
         <w:pStyle w:val="Normalcentr"/>
-        <w:ind w:left="26" w:right="0" w:firstLine="720"/>
-        <w:rPr>
-          <w:b w:val="0"/>
-          <w:bCs w:val="0"/>
-          <w:sz w:val="28"/>
-          <w:szCs w:val="28"/>
-          <w:rtl/>
-        </w:rPr>
-      </w:pPr>
-      <w:r>
-        <w:rPr>
-          <w:rFonts w:hint="cs"/>
-          <w:b w:val="0"/>
-          <w:bCs w:val="0"/>
-          <w:sz w:val="28"/>
-          <w:szCs w:val="28"/>
-          <w:rtl/>
-        </w:rPr>
-        <w:t xml:space="preserve">- </w:t>
-      </w:r>
-      <w:r>
-        <w:rPr>
-          <w:rFonts w:hint="cs"/>
+        <w:numPr>
+          <w:ilvl w:val="0"/>
+          <w:numId w:val="13"/>
+        </w:numPr>
+        <w:ind w:right="0"/>
+        <w:rPr>
+          <w:rFonts w:ascii="Sakkal Majalla" w:hAnsi="Sakkal Majalla" w:cs="Sakkal Majalla"/>
+          <w:b w:val="0"/>
+          <w:bCs w:val="0"/>
+          <w:sz w:val="28"/>
+          <w:szCs w:val="28"/>
+          <w:rtl/>
+          <w:lang w:val="fr-MA"/>
+        </w:rPr>
+      </w:pPr>
+      <w:proofErr w:type="gramStart"/>
+      <w:proofErr w:type="gramEnd"/>
+      <w:proofErr w:type="gramStart"/>
+      <w:proofErr w:type="gramEnd"/>
+      <w:r>
+        <w:rPr>
+          <w:rFonts w:ascii="Sakkal Majalla" w:hAnsi="Sakkal Majalla" w:cs="Sakkal Majalla" w:hint="cs"/>
+          <w:b w:val="0"/>
+          <w:bCs w:val="0"/>
+          <w:sz w:val="28"/>
+          <w:szCs w:val="28"/>
+          <w:rtl/>
+        </w:rPr>
+        <w:t>نائب العضو الثاني:</w:t>
+      </w:r>
+      <w:r>
+        <w:rPr>
+          <w:rFonts w:ascii="Sakkal Majalla" w:hAnsi="Sakkal Majalla" w:cs="Sakkal Majalla" w:hint="cs"/>
           <w:b w:val="0"/>
           <w:bCs w:val="0"/>
           <w:sz w:val="28"/>
@@ -1095,42 +1134,74 @@
       </w:r>
       <w:r>
         <w:rPr>
-          <w:rFonts w:hint="cs"/>
-          <w:b w:val="0"/>
-          <w:bCs w:val="0"/>
-          <w:sz w:val="28"/>
-          <w:szCs w:val="28"/>
-          <w:rtl/>
-        </w:rPr>
-        <w:t xml:space="preserve">؛ </w:t>
+          <w:rFonts w:ascii="Sakkal Majalla" w:hAnsi="Sakkal Majalla" w:cs="Sakkal Majalla" w:hint="cs"/>
+          <w:b w:val="0"/>
+          <w:bCs w:val="0"/>
+          <w:sz w:val="28"/>
+          <w:szCs w:val="28"/>
+          <w:rtl/>
+        </w:rPr>
+        <w:t xml:space="preserve"> الحامل لبطاقة التعريف الوطنية رقم </w:t>
+      </w:r>
+      <w:r>
+        <w:rPr>
+          <w:rFonts w:ascii="Sakkal Majalla" w:hAnsi="Sakkal Majalla" w:cs="Sakkal Majalla" w:hint="cs"/>
+          <w:b w:val="0"/>
+          <w:bCs w:val="0"/>
+          <w:sz w:val="28"/>
+          <w:szCs w:val="28"/>
+          <w:rtl/>
+        </w:rPr>
+        <w:t>{{ suppleant_2_cin }}</w:t>
+      </w:r>
+      <w:r>
+        <w:rPr>
+          <w:rFonts w:ascii="Sakkal Majalla" w:hAnsi="Sakkal Majalla" w:cs="Sakkal Majalla" w:hint="cs"/>
+          <w:b w:val="0"/>
+          <w:bCs w:val="0"/>
+          <w:sz w:val="28"/>
+          <w:szCs w:val="28"/>
+          <w:rtl/>
+        </w:rPr>
+        <w:t>،؛</w:t>
       </w:r>
     </w:p>
     <w:p>
       <w:pPr>
         <w:pStyle w:val="Normalcentr"/>
-        <w:ind w:left="26" w:right="0" w:firstLine="720"/>
-        <w:rPr>
-          <w:b w:val="0"/>
-          <w:bCs w:val="0"/>
-          <w:sz w:val="28"/>
-          <w:szCs w:val="28"/>
-          <w:rtl/>
-        </w:rPr>
-      </w:pPr>
-      <w:r>
-        <w:rPr>
-          <w:rFonts w:hint="cs"/>
-          <w:b w:val="0"/>
-          <w:bCs w:val="0"/>
-          <w:sz w:val="28"/>
-          <w:szCs w:val="28"/>
-          <w:rtl/>
-        </w:rPr>
-        <w:t xml:space="preserve">- </w:t>
-      </w:r>
-      <w:r>
-        <w:rPr>
-          <w:rFonts w:hint="cs"/>
+        <w:numPr>
+          <w:ilvl w:val="0"/>
+          <w:numId w:val="13"/>
+        </w:numPr>
+        <w:ind w:right="0"/>
+        <w:rPr>
+          <w:rFonts w:ascii="Sakkal Majalla" w:hAnsi="Sakkal Majalla" w:cs="Sakkal Majalla"/>
+          <w:b w:val="0"/>
+          <w:bCs w:val="0"/>
+          <w:sz w:val="28"/>
+          <w:szCs w:val="28"/>
+          <w:rtl/>
+          <w:lang w:val="fr-MA"/>
+        </w:rPr>
+      </w:pPr>
+      <w:proofErr w:type="gramStart"/>
+      <w:proofErr w:type="gramEnd"/>
+      <w:proofErr w:type="gramStart"/>
+      <w:proofErr w:type="gramEnd"/>
+      <w:r>
+        <w:rPr>
+          <w:rFonts w:ascii="Sakkal Majalla" w:hAnsi="Sakkal Majalla" w:cs="Sakkal Majalla" w:hint="cs"/>
+          <w:b w:val="0"/>
+          <w:bCs w:val="0"/>
+          <w:sz w:val="28"/>
+          <w:szCs w:val="28"/>
+          <w:rtl/>
+        </w:rPr>
+        <w:t>نائب الكاتب:</w:t>
+      </w:r>
+      <w:r>
+        <w:rPr>
+          <w:rFonts w:ascii="Sakkal Majalla" w:hAnsi="Sakkal Majalla" w:cs="Sakkal Majalla" w:hint="cs"/>
           <w:b w:val="0"/>
           <w:bCs w:val="0"/>
           <w:sz w:val="28"/>
@@ -1141,26 +1212,47 @@
       </w:r>
       <w:r>
         <w:rPr>
-          <w:rFonts w:hint="cs"/>
-          <w:b w:val="0"/>
-          <w:bCs w:val="0"/>
-          <w:sz w:val="28"/>
-          <w:szCs w:val="28"/>
-          <w:rtl/>
-        </w:rPr>
-        <w:t xml:space="preserve">؛ </w:t>
+          <w:rFonts w:ascii="Sakkal Majalla" w:hAnsi="Sakkal Majalla" w:cs="Sakkal Majalla" w:hint="cs"/>
+          <w:b w:val="0"/>
+          <w:bCs w:val="0"/>
+          <w:sz w:val="28"/>
+          <w:szCs w:val="28"/>
+          <w:rtl/>
+        </w:rPr>
+        <w:t xml:space="preserve"> الحامل لبطاقة التعريف الوطنية رقم </w:t>
+      </w:r>
+      <w:r>
+        <w:rPr>
+          <w:rFonts w:ascii="Sakkal Majalla" w:hAnsi="Sakkal Majalla" w:cs="Sakkal Majalla" w:hint="cs"/>
+          <w:b w:val="0"/>
+          <w:bCs w:val="0"/>
+          <w:sz w:val="28"/>
+          <w:szCs w:val="28"/>
+          <w:rtl/>
+        </w:rPr>
+        <w:t>{{ suppleant_3_cin }}</w:t>
+      </w:r>
+      <w:r>
+        <w:rPr>
+          <w:rFonts w:ascii="Sakkal Majalla" w:hAnsi="Sakkal Majalla" w:cs="Sakkal Majalla" w:hint="cs"/>
+          <w:b w:val="0"/>
+          <w:bCs w:val="0"/>
+          <w:sz w:val="28"/>
+          <w:szCs w:val="28"/>
+          <w:rtl/>
+        </w:rPr>
+        <w:t>،؛</w:t>
       </w:r>
     </w:p>
     <w:p>
       <w:pPr>
-        <w:tabs>
-          <w:tab w:val="right" w:pos="9341"/>
-        </w:tabs>
-        <w:bidi/>
-        <w:ind w:left="-808" w:firstLine="808"/>
+        <w:pStyle w:val="Normalcentr"/>
+        <w:ind w:left="26" w:right="0" w:firstLine="720"/>
         <w:jc w:val="right"/>
         <w:rPr>
-          <w:rFonts w:cs="Andalus"/>
+          <w:rFonts w:ascii="Andalus" w:hAnsi="Andalus"/>
+          <w:b w:val="0"/>
+          <w:bCs w:val="0"/>
           <w:sz w:val="26"/>
           <w:szCs w:val="26"/>
           <w:rtl/>
@@ -1170,7 +1262,9 @@
       <w:proofErr w:type="gramEnd"/>
       <w:r>
         <w:rPr>
-          <w:rFonts w:cs="Andalus" w:hint="cs"/>
+          <w:rFonts w:ascii="Andalus" w:hAnsi="Andalus"/>
+          <w:b w:val="0"/>
+          <w:bCs w:val="0"/>
           <w:sz w:val="26"/>
           <w:szCs w:val="26"/>
           <w:rtl/>
@@ -1179,7 +1273,9 @@
       </w:r>
       <w:r>
         <w:rPr>
-          <w:rFonts w:cs="Andalus" w:hint="cs"/>
+          <w:rFonts w:ascii="Andalus" w:hAnsi="Andalus"/>
+          <w:b w:val="0"/>
+          <w:bCs w:val="0"/>
           <w:sz w:val="26"/>
           <w:szCs w:val="26"/>
           <w:rtl/>
@@ -1268,7 +1364,7 @@
       <mc:AlternateContent>
         <mc:Choice Requires="wps">
           <w:drawing>
-            <wp:anchor distT="0" distB="0" distL="114300" distR="114300" simplePos="0" relativeHeight="251659264" behindDoc="0" locked="0" layoutInCell="1" allowOverlap="1" wp14:anchorId="7159B3B1" wp14:editId="206055EE">
+            <wp:anchor distT="0" distB="0" distL="114300" distR="114300" simplePos="0" relativeHeight="251659264" behindDoc="0" locked="0" layoutInCell="1" allowOverlap="1" wp14:anchorId="7159B3B1" wp14:editId="2A22C312">
               <wp:simplePos x="0" y="0"/>
               <wp:positionH relativeFrom="column">
                 <wp:posOffset>-353060</wp:posOffset>
@@ -1730,7 +1826,7 @@
       <mc:AlternateContent>
         <mc:Choice Requires="wps">
           <w:drawing>
-            <wp:anchor distT="0" distB="0" distL="114300" distR="114300" simplePos="0" relativeHeight="251660288" behindDoc="0" locked="0" layoutInCell="1" allowOverlap="1" wp14:anchorId="194F826B" wp14:editId="530676CB">
+            <wp:anchor distT="0" distB="0" distL="114300" distR="114300" simplePos="0" relativeHeight="251660288" behindDoc="0" locked="0" layoutInCell="1" allowOverlap="1" wp14:anchorId="194F826B" wp14:editId="3A1B3B93">
               <wp:simplePos x="0" y="0"/>
               <wp:positionH relativeFrom="column">
                 <wp:posOffset>4688840</wp:posOffset>
@@ -2243,6 +2339,121 @@
     </w:lvl>
   </w:abstractNum>
   <w:abstractNum w:abstractNumId="2" w15:restartNumberingAfterBreak="0">
+    <w:nsid w:val="2FC71CAA"/>
+    <w:multiLevelType w:val="hybridMultilevel"/>
+    <w:tmpl w:val="C87CD712"/>
+    <w:lvl w:ilvl="0" w:tplc="C39A9CC4">
+      <w:start w:val="1"/>
+      <w:numFmt w:val="bullet"/>
+      <w:lvlText w:val=""/>
+      <w:lvlJc w:val="left"/>
+      <w:pPr>
+        <w:ind w:left="1466" w:hanging="360"/>
+      </w:pPr>
+      <w:rPr>
+        <w:rFonts w:ascii="Symbol" w:hAnsi="Symbol" w:hint="default"/>
+        <w:sz w:val="18"/>
+        <w:szCs w:val="18"/>
+      </w:rPr>
+    </w:lvl>
+    <w:lvl w:ilvl="1" w:tplc="380C0003" w:tentative="1">
+      <w:start w:val="1"/>
+      <w:numFmt w:val="bullet"/>
+      <w:lvlText w:val="o"/>
+      <w:lvlJc w:val="left"/>
+      <w:pPr>
+        <w:ind w:left="2186" w:hanging="360"/>
+      </w:pPr>
+      <w:rPr>
+        <w:rFonts w:ascii="Courier New" w:hAnsi="Courier New" w:cs="Courier New" w:hint="default"/>
+      </w:rPr>
+    </w:lvl>
+    <w:lvl w:ilvl="2" w:tplc="380C0005" w:tentative="1">
+      <w:start w:val="1"/>
+      <w:numFmt w:val="bullet"/>
+      <w:lvlText w:val=""/>
+      <w:lvlJc w:val="left"/>
+      <w:pPr>
+        <w:ind w:left="2906" w:hanging="360"/>
+      </w:pPr>
+      <w:rPr>
+        <w:rFonts w:ascii="Wingdings" w:hAnsi="Wingdings" w:hint="default"/>
+      </w:rPr>
+    </w:lvl>
+    <w:lvl w:ilvl="3" w:tplc="380C0001" w:tentative="1">
+      <w:start w:val="1"/>
+      <w:numFmt w:val="bullet"/>
+      <w:lvlText w:val=""/>
+      <w:lvlJc w:val="left"/>
+      <w:pPr>
+        <w:ind w:left="3626" w:hanging="360"/>
+      </w:pPr>
+      <w:rPr>
+        <w:rFonts w:ascii="Symbol" w:hAnsi="Symbol" w:hint="default"/>
+      </w:rPr>
+    </w:lvl>
+    <w:lvl w:ilvl="4" w:tplc="380C0003" w:tentative="1">
+      <w:start w:val="1"/>
+      <w:numFmt w:val="bullet"/>
+      <w:lvlText w:val="o"/>
+      <w:lvlJc w:val="left"/>
+      <w:pPr>
+        <w:ind w:left="4346" w:hanging="360"/>
+      </w:pPr>
+      <w:rPr>
+        <w:rFonts w:ascii="Courier New" w:hAnsi="Courier New" w:cs="Courier New" w:hint="default"/>
+      </w:rPr>
+    </w:lvl>
+    <w:lvl w:ilvl="5" w:tplc="380C0005" w:tentative="1">
+      <w:start w:val="1"/>
+      <w:numFmt w:val="bullet"/>
+      <w:lvlText w:val=""/>
+      <w:lvlJc w:val="left"/>
+      <w:pPr>
+        <w:ind w:left="5066" w:hanging="360"/>
+      </w:pPr>
+      <w:rPr>
+        <w:rFonts w:ascii="Wingdings" w:hAnsi="Wingdings" w:hint="default"/>
+      </w:rPr>
+    </w:lvl>
+    <w:lvl w:ilvl="6" w:tplc="380C0001" w:tentative="1">
+      <w:start w:val="1"/>
+      <w:numFmt w:val="bullet"/>
+      <w:lvlText w:val=""/>
+      <w:lvlJc w:val="left"/>
+      <w:pPr>
+        <w:ind w:left="5786" w:hanging="360"/>
+      </w:pPr>
+      <w:rPr>
+        <w:rFonts w:ascii="Symbol" w:hAnsi="Symbol" w:hint="default"/>
+      </w:rPr>
+    </w:lvl>
+    <w:lvl w:ilvl="7" w:tplc="380C0003" w:tentative="1">
+      <w:start w:val="1"/>
+      <w:numFmt w:val="bullet"/>
+      <w:lvlText w:val="o"/>
+      <w:lvlJc w:val="left"/>
+      <w:pPr>
+        <w:ind w:left="6506" w:hanging="360"/>
+      </w:pPr>
+      <w:rPr>
+        <w:rFonts w:ascii="Courier New" w:hAnsi="Courier New" w:cs="Courier New" w:hint="default"/>
+      </w:rPr>
+    </w:lvl>
+    <w:lvl w:ilvl="8" w:tplc="380C0005" w:tentative="1">
+      <w:start w:val="1"/>
+      <w:numFmt w:val="bullet"/>
+      <w:lvlText w:val=""/>
+      <w:lvlJc w:val="left"/>
+      <w:pPr>
+        <w:ind w:left="7226" w:hanging="360"/>
+      </w:pPr>
+      <w:rPr>
+        <w:rFonts w:ascii="Wingdings" w:hAnsi="Wingdings" w:hint="default"/>
+      </w:rPr>
+    </w:lvl>
+  </w:abstractNum>
+  <w:abstractNum w:abstractNumId="3" w15:restartNumberingAfterBreak="0">
     <w:nsid w:val="362D1928"/>
     <w:multiLevelType w:val="hybridMultilevel"/>
     <w:tmpl w:val="8AD0D4BC"/>
@@ -2357,7 +2568,7 @@
       </w:rPr>
     </w:lvl>
   </w:abstractNum>
-  <w:abstractNum w:abstractNumId="3" w15:restartNumberingAfterBreak="0">
+  <w:abstractNum w:abstractNumId="4" w15:restartNumberingAfterBreak="0">
     <w:nsid w:val="3C9021BC"/>
     <w:multiLevelType w:val="hybridMultilevel"/>
     <w:tmpl w:val="E33E5C74"/>
@@ -2471,7 +2682,7 @@
       </w:rPr>
     </w:lvl>
   </w:abstractNum>
-  <w:abstractNum w:abstractNumId="4" w15:restartNumberingAfterBreak="0">
+  <w:abstractNum w:abstractNumId="5" w15:restartNumberingAfterBreak="0">
     <w:nsid w:val="45C97FBF"/>
     <w:multiLevelType w:val="hybridMultilevel"/>
     <w:tmpl w:val="E42CFDEA"/>
@@ -2585,7 +2796,7 @@
       </w:rPr>
     </w:lvl>
   </w:abstractNum>
-  <w:abstractNum w:abstractNumId="5" w15:restartNumberingAfterBreak="0">
+  <w:abstractNum w:abstractNumId="6" w15:restartNumberingAfterBreak="0">
     <w:nsid w:val="495626D0"/>
     <w:multiLevelType w:val="hybridMultilevel"/>
     <w:tmpl w:val="4F3C1954"/>
@@ -2699,7 +2910,7 @@
       </w:rPr>
     </w:lvl>
   </w:abstractNum>
-  <w:abstractNum w:abstractNumId="6" w15:restartNumberingAfterBreak="0">
+  <w:abstractNum w:abstractNumId="7" w15:restartNumberingAfterBreak="0">
     <w:nsid w:val="4E91639C"/>
     <w:multiLevelType w:val="singleLevel"/>
     <w:tmpl w:val="37C00DAA"/>
@@ -2720,7 +2931,7 @@
       </w:rPr>
     </w:lvl>
   </w:abstractNum>
-  <w:abstractNum w:abstractNumId="7" w15:restartNumberingAfterBreak="0">
+  <w:abstractNum w:abstractNumId="8" w15:restartNumberingAfterBreak="0">
     <w:nsid w:val="5DE02053"/>
     <w:multiLevelType w:val="hybridMultilevel"/>
     <w:tmpl w:val="6086762E"/>
@@ -2832,7 +3043,7 @@
       </w:rPr>
     </w:lvl>
   </w:abstractNum>
-  <w:abstractNum w:abstractNumId="8" w15:restartNumberingAfterBreak="0">
+  <w:abstractNum w:abstractNumId="9" w15:restartNumberingAfterBreak="0">
     <w:nsid w:val="5E605CA9"/>
     <w:multiLevelType w:val="hybridMultilevel"/>
     <w:tmpl w:val="E89AE030"/>
@@ -2944,7 +3155,7 @@
       </w:rPr>
     </w:lvl>
   </w:abstractNum>
-  <w:abstractNum w:abstractNumId="9" w15:restartNumberingAfterBreak="0">
+  <w:abstractNum w:abstractNumId="10" w15:restartNumberingAfterBreak="0">
     <w:nsid w:val="657C0CAB"/>
     <w:multiLevelType w:val="hybridMultilevel"/>
     <w:tmpl w:val="C6844576"/>
@@ -3085,7 +3296,7 @@
       </w:rPr>
     </w:lvl>
   </w:abstractNum>
-  <w:abstractNum w:abstractNumId="10" w15:restartNumberingAfterBreak="0">
+  <w:abstractNum w:abstractNumId="11" w15:restartNumberingAfterBreak="0">
     <w:nsid w:val="770956EC"/>
     <w:multiLevelType w:val="hybridMultilevel"/>
     <w:tmpl w:val="7CAA06B6"/>
@@ -3200,37 +3411,43 @@
     </w:lvl>
   </w:abstractNum>
   <w:num w:numId="1">
-    <w:abstractNumId w:val="10"/>
+    <w:abstractNumId w:val="11"/>
   </w:num>
   <w:num w:numId="2">
-    <w:abstractNumId w:val="8"/>
+    <w:abstractNumId w:val="9"/>
   </w:num>
   <w:num w:numId="3">
+    <w:abstractNumId w:val="4"/>
+  </w:num>
+  <w:num w:numId="4">
     <w:abstractNumId w:val="3"/>
   </w:num>
-  <w:num w:numId="4">
-    <w:abstractNumId w:val="2"/>
-  </w:num>
   <w:num w:numId="5">
-    <w:abstractNumId w:val="4"/>
+    <w:abstractNumId w:val="5"/>
   </w:num>
   <w:num w:numId="6">
-    <w:abstractNumId w:val="6"/>
+    <w:abstractNumId w:val="7"/>
   </w:num>
   <w:num w:numId="7">
     <w:abstractNumId w:val="1"/>
   </w:num>
   <w:num w:numId="8">
-    <w:abstractNumId w:val="7"/>
+    <w:abstractNumId w:val="8"/>
   </w:num>
   <w:num w:numId="9">
     <w:abstractNumId w:val="0"/>
   </w:num>
   <w:num w:numId="10">
-    <w:abstractNumId w:val="5"/>
+    <w:abstractNumId w:val="6"/>
   </w:num>
   <w:num w:numId="11">
-    <w:abstractNumId w:val="9"/>
+    <w:abstractNumId w:val="10"/>
+  </w:num>
+  <w:num w:numId="12">
+    <w:abstractNumId w:val="3"/>
+  </w:num>
+  <w:num w:numId="13">
+    <w:abstractNumId w:val="2"/>
   </w:num>
 </w:numbering>
 </file>

--- a/backend/app/templates_word/bureau_ordinaire.docx
+++ b/backend/app/templates_word/bureau_ordinaire.docx
@@ -1,6 +1,6 @@
 
 <file path=word/document.xml><?xml version="1.0" encoding="utf-8"?>
-<w:document xmlns:wpc="http://schemas.microsoft.com/office/word/2010/wordprocessingCanvas" xmlns:cx="http://schemas.microsoft.com/office/drawing/2014/chartex" xmlns:cx1="http://schemas.microsoft.com/office/drawing/2015/9/8/chartex" xmlns:cx2="http://schemas.microsoft.com/office/drawing/2015/10/21/chartex" xmlns:cx3="http://schemas.microsoft.com/office/drawing/2016/5/9/chartex" xmlns:cx4="http://schemas.microsoft.com/office/drawing/2016/5/10/chartex" xmlns:cx5="http://schemas.microsoft.com/office/drawing/2016/5/11/chartex" xmlns:cx6="http://schemas.microsoft.com/office/drawing/2016/5/12/chartex" xmlns:cx7="http://schemas.microsoft.com/office/drawing/2016/5/13/chartex" xmlns:cx8="http://schemas.microsoft.com/office/drawing/2016/5/14/chartex" xmlns:mc="http://schemas.openxmlformats.org/markup-compatibility/2006" xmlns:aink="http://schemas.microsoft.com/office/drawing/2016/ink" xmlns:am3d="http://schemas.microsoft.com/office/drawing/2017/model3d" xmlns:o="urn:schemas-microsoft-com:office:office" xmlns:r="http://schemas.openxmlformats.org/officeDocument/2006/relationships" xmlns:m="http://schemas.openxmlformats.org/officeDocument/2006/math" xmlns:v="urn:schemas-microsoft-com:vml" xmlns:wp14="http://schemas.microsoft.com/office/word/2010/wordprocessingDrawing" xmlns:wp="http://schemas.openxmlformats.org/drawingml/2006/wordprocessingDrawing" xmlns:w10="urn:schemas-microsoft-com:office:word" xmlns:w="http://schemas.openxmlformats.org/wordprocessingml/2006/main" xmlns:w14="http://schemas.microsoft.com/office/word/2010/wordml" xmlns:w15="http://schemas.microsoft.com/office/word/2012/wordml" xmlns:w16cex="http://schemas.microsoft.com/office/word/2018/wordml/cex" xmlns:w16cid="http://schemas.microsoft.com/office/word/2016/wordml/cid" xmlns:w16="http://schemas.microsoft.com/office/word/2018/wordml" xmlns:w16sdtdh="http://schemas.microsoft.com/office/word/2020/wordml/sdtdatahash" xmlns:w16se="http://schemas.microsoft.com/office/word/2015/wordml/symex" xmlns:wpg="http://schemas.microsoft.com/office/word/2010/wordprocessingGroup" xmlns:wpi="http://schemas.microsoft.com/office/word/2010/wordprocessingInk" xmlns:wne="http://schemas.microsoft.com/office/word/2006/wordml" xmlns:wps="http://schemas.microsoft.com/office/word/2010/wordprocessingShape" mc:Ignorable="w14 w15 w16se w16cid w16 w16cex w16sdtdh wp14">
+<w:document xmlns:wpc="http://schemas.microsoft.com/office/word/2010/wordprocessingCanvas" xmlns:cx="http://schemas.microsoft.com/office/drawing/2014/chartex" xmlns:cx1="http://schemas.microsoft.com/office/drawing/2015/9/8/chartex" xmlns:cx2="http://schemas.microsoft.com/office/drawing/2015/10/21/chartex" xmlns:cx3="http://schemas.microsoft.com/office/drawing/2016/5/9/chartex" xmlns:cx4="http://schemas.microsoft.com/office/drawing/2016/5/10/chartex" xmlns:cx5="http://schemas.microsoft.com/office/drawing/2016/5/11/chartex" xmlns:cx6="http://schemas.microsoft.com/office/drawing/2016/5/12/chartex" xmlns:cx7="http://schemas.microsoft.com/office/drawing/2016/5/13/chartex" xmlns:cx8="http://schemas.microsoft.com/office/drawing/2016/5/14/chartex" xmlns:mc="http://schemas.openxmlformats.org/markup-compatibility/2006" xmlns:aink="http://schemas.microsoft.com/office/drawing/2016/ink" xmlns:am3d="http://schemas.microsoft.com/office/drawing/2017/model3d" xmlns:o="urn:schemas-microsoft-com:office:office" xmlns:oel="http://schemas.microsoft.com/office/2019/extlst" xmlns:r="http://schemas.openxmlformats.org/officeDocument/2006/relationships" xmlns:m="http://schemas.openxmlformats.org/officeDocument/2006/math" xmlns:v="urn:schemas-microsoft-com:vml" xmlns:wp14="http://schemas.microsoft.com/office/word/2010/wordprocessingDrawing" xmlns:wp="http://schemas.openxmlformats.org/drawingml/2006/wordprocessingDrawing" xmlns:w10="urn:schemas-microsoft-com:office:word" xmlns:w="http://schemas.openxmlformats.org/wordprocessingml/2006/main" xmlns:w14="http://schemas.microsoft.com/office/word/2010/wordml" xmlns:w15="http://schemas.microsoft.com/office/word/2012/wordml" xmlns:w16cex="http://schemas.microsoft.com/office/word/2018/wordml/cex" xmlns:w16cid="http://schemas.microsoft.com/office/word/2016/wordml/cid" xmlns:w16="http://schemas.microsoft.com/office/word/2018/wordml" xmlns:w16du="http://schemas.microsoft.com/office/word/2023/wordml/word16du" xmlns:w16sdtdh="http://schemas.microsoft.com/office/word/2020/wordml/sdtdatahash" xmlns:w16sdtfl="http://schemas.microsoft.com/office/word/2024/wordml/sdtformatlock" xmlns:w16se="http://schemas.microsoft.com/office/word/2015/wordml/symex" xmlns:wpg="http://schemas.microsoft.com/office/word/2010/wordprocessingGroup" xmlns:wpi="http://schemas.microsoft.com/office/word/2010/wordprocessingInk" xmlns:wne="http://schemas.microsoft.com/office/word/2006/wordml" xmlns:wps="http://schemas.microsoft.com/office/word/2010/wordprocessingShape" mc:Ignorable="w14 w15 w16se w16cid w16 w16cex w16sdtdh w16sdtfl w16du wp14">
   <w:body>
     <w:p>
       <w:pPr>
@@ -20,7 +20,15 @@
           <w:szCs w:val="28"/>
           <w:rtl/>
         </w:rPr>
-        <w:t xml:space="preserve">قرار عاملي رقم </w:t>
+        <w:t>قرار عاملي رقم</w:t>
+      </w:r>
+      <w:r>
+        <w:rPr>
+          <w:sz w:val="28"/>
+          <w:szCs w:val="28"/>
+          <w:rtl/>
+        </w:rPr>
+        <w:t xml:space="preserve"> .........../</w:t>
       </w:r>
       <w:r>
         <w:rPr>
@@ -30,17 +38,7 @@
           <w:szCs w:val="28"/>
           <w:rtl/>
         </w:rPr>
-        <w:t>{{ numero_decision }}</w:t>
-      </w:r>
-      <w:r>
-        <w:rPr>
-          <w:b/>
-          <w:bCs/>
-          <w:sz w:val="28"/>
-          <w:szCs w:val="28"/>
-          <w:rtl/>
-        </w:rPr>
-        <w:t>/2026</w:t>
+        <w:t>2026</w:t>
       </w:r>
     </w:p>
     <w:p>
@@ -479,62 +477,7 @@
           <w:szCs w:val="28"/>
           <w:rtl/>
         </w:rPr>
-        <w:t xml:space="preserve"> والتابع للمكتب المركزي رقم </w:t>
-      </w:r>
-      <w:r>
-        <w:rPr>
-          <w:rFonts w:ascii="Sakkal Majalla" w:hAnsi="Sakkal Majalla" w:cs="Sakkal Majalla"/>
-          <w:b w:val="0"/>
-          <w:bCs w:val="0"/>
-          <w:sz w:val="28"/>
-          <w:szCs w:val="28"/>
-          <w:rtl/>
-        </w:rPr>
-        <w:t>{{ numero_bureau_central }}</w:t>
-      </w:r>
-      <w:r>
-        <w:rPr>
-          <w:rFonts w:ascii="Sakkal Majalla" w:hAnsi="Sakkal Majalla" w:cs="Sakkal Majalla"/>
-          <w:b w:val="0"/>
-          <w:bCs w:val="0"/>
-          <w:sz w:val="28"/>
-          <w:szCs w:val="28"/>
-          <w:rtl/>
-        </w:rPr>
-        <w:t xml:space="preserve"> برئاسة السيد (ة): </w:t>
-      </w:r>
-      <w:r>
-        <w:rPr>
-          <w:rFonts w:ascii="Sakkal Majalla" w:hAnsi="Sakkal Majalla" w:cs="Sakkal Majalla"/>
-          <w:b w:val="0"/>
-          <w:bCs w:val="0"/>
-          <w:sz w:val="28"/>
-          <w:szCs w:val="28"/>
-          <w:rtl/>
-        </w:rPr>
-        <w:t>{{ president_bureau_central }}</w:t>
-      </w:r>
-      <w:r>
-        <w:rPr>
-          <w:rFonts w:ascii="Sakkal Majalla" w:hAnsi="Sakkal Majalla" w:cs="Sakkal Majalla"/>
-          <w:b w:val="0"/>
-          <w:bCs w:val="0"/>
-          <w:sz w:val="28"/>
-          <w:szCs w:val="28"/>
-          <w:rtl/>
-        </w:rPr>
-        <w:t xml:space="preserve"> الكائن مقره ب </w:t>
-      </w:r>
-      <w:r>
-        <w:rPr>
-          <w:rFonts w:ascii="Sakkal Majalla" w:hAnsi="Sakkal Majalla" w:cs="Sakkal Majalla"/>
-          <w:b w:val="0"/>
-          <w:bCs w:val="0"/>
-          <w:sz w:val="28"/>
-          <w:szCs w:val="28"/>
-          <w:rtl/>
-        </w:rPr>
-        <w:t>{{ adresse_bureau_central }}</w:t>
+        <w:t xml:space="preserve"> </w:t>
       </w:r>
     </w:p>
     <w:p>
@@ -806,8 +749,6 @@
       </w:pPr>
       <w:proofErr w:type="gramStart"/>
       <w:proofErr w:type="gramEnd"/>
-      <w:proofErr w:type="gramStart"/>
-      <w:proofErr w:type="gramEnd"/>
       <w:r>
         <w:rPr>
           <w:rFonts w:ascii="Sakkal Majalla" w:hAnsi="Sakkal Majalla" w:cs="Sakkal Majalla" w:hint="cs"/>
@@ -818,7 +759,7 @@
           <w:rtl/>
           <w:lang w:val="fr-MA"/>
         </w:rPr>
-        <w:t>عضو ثاني:</w:t>
+        <w:t xml:space="preserve">عضو ثاني: </w:t>
       </w:r>
       <w:r>
         <w:rPr>
@@ -889,8 +830,6 @@
       </w:pPr>
       <w:proofErr w:type="gramStart"/>
       <w:proofErr w:type="gramEnd"/>
-      <w:proofErr w:type="gramStart"/>
-      <w:proofErr w:type="gramEnd"/>
       <w:r>
         <w:rPr>
           <w:rFonts w:ascii="Sakkal Majalla" w:hAnsi="Sakkal Majalla" w:cs="Sakkal Majalla" w:hint="cs"/>
@@ -901,7 +840,7 @@
           <w:rtl/>
           <w:lang w:val="fr-MA"/>
         </w:rPr>
-        <w:t>كاتب:</w:t>
+        <w:t xml:space="preserve">كاتب: </w:t>
       </w:r>
       <w:r>
         <w:rPr>
@@ -1108,8 +1047,6 @@
       </w:pPr>
       <w:proofErr w:type="gramStart"/>
       <w:proofErr w:type="gramEnd"/>
-      <w:proofErr w:type="gramStart"/>
-      <w:proofErr w:type="gramEnd"/>
       <w:r>
         <w:rPr>
           <w:rFonts w:ascii="Sakkal Majalla" w:hAnsi="Sakkal Majalla" w:cs="Sakkal Majalla" w:hint="cs"/>
@@ -1119,7 +1056,7 @@
           <w:szCs w:val="28"/>
           <w:rtl/>
         </w:rPr>
-        <w:t>نائب العضو الثاني:</w:t>
+        <w:t xml:space="preserve">نائب العضو الثاني: </w:t>
       </w:r>
       <w:r>
         <w:rPr>
@@ -1186,8 +1123,6 @@
       </w:pPr>
       <w:proofErr w:type="gramStart"/>
       <w:proofErr w:type="gramEnd"/>
-      <w:proofErr w:type="gramStart"/>
-      <w:proofErr w:type="gramEnd"/>
       <w:r>
         <w:rPr>
           <w:rFonts w:ascii="Sakkal Majalla" w:hAnsi="Sakkal Majalla" w:cs="Sakkal Majalla" w:hint="cs"/>
@@ -1197,7 +1132,7 @@
           <w:szCs w:val="28"/>
           <w:rtl/>
         </w:rPr>
-        <w:t>نائب الكاتب:</w:t>
+        <w:t xml:space="preserve">نائب الكاتب: </w:t>
       </w:r>
       <w:r>
         <w:rPr>
@@ -1258,8 +1193,6 @@
           <w:rtl/>
         </w:rPr>
       </w:pPr>
-      <w:proofErr w:type="gramStart"/>
-      <w:proofErr w:type="gramEnd"/>
       <w:r>
         <w:rPr>
           <w:rFonts w:ascii="Andalus" w:hAnsi="Andalus"/>
@@ -1269,7 +1202,7 @@
           <w:szCs w:val="26"/>
           <w:rtl/>
         </w:rPr>
-        <w:t>الداخلة في:</w:t>
+        <w:t xml:space="preserve">الداخلة في: </w:t>
       </w:r>
       <w:r>
         <w:rPr>
@@ -1282,6 +1215,32 @@
         </w:rPr>
         <w:t>{{ date_signature }}</w:t>
       </w:r>
+    </w:p>
+    <w:p>
+      <w:pPr>
+        <w:pStyle w:val="Normalcentr"/>
+        <w:ind w:left="26" w:right="0" w:firstLine="720"/>
+        <w:jc w:val="right"/>
+        <w:rPr>
+          <w:rFonts w:ascii="Andalus" w:hAnsi="Andalus"/>
+          <w:sz w:val="26"/>
+          <w:szCs w:val="26"/>
+          <w:rtl/>
+        </w:rPr>
+      </w:pPr>
+    </w:p>
+    <w:p>
+      <w:pPr>
+        <w:pStyle w:val="Normalcentr"/>
+        <w:ind w:left="26" w:right="0" w:firstLine="720"/>
+        <w:jc w:val="right"/>
+        <w:rPr>
+          <w:rFonts w:ascii="Andalus" w:hAnsi="Andalus"/>
+          <w:sz w:val="26"/>
+          <w:szCs w:val="26"/>
+          <w:rtl/>
+        </w:rPr>
+      </w:pPr>
     </w:p>
     <w:sectPr>
       <w:headerReference w:type="default" r:id="rId8"/>
@@ -1301,7 +1260,7 @@
 </file>
 
 <file path=word/endnotes.xml><?xml version="1.0" encoding="utf-8"?>
-<w:endnotes xmlns:wpc="http://schemas.microsoft.com/office/word/2010/wordprocessingCanvas" xmlns:cx="http://schemas.microsoft.com/office/drawing/2014/chartex" xmlns:cx1="http://schemas.microsoft.com/office/drawing/2015/9/8/chartex" xmlns:cx2="http://schemas.microsoft.com/office/drawing/2015/10/21/chartex" xmlns:cx3="http://schemas.microsoft.com/office/drawing/2016/5/9/chartex" xmlns:cx4="http://schemas.microsoft.com/office/drawing/2016/5/10/chartex" xmlns:cx5="http://schemas.microsoft.com/office/drawing/2016/5/11/chartex" xmlns:cx6="http://schemas.microsoft.com/office/drawing/2016/5/12/chartex" xmlns:cx7="http://schemas.microsoft.com/office/drawing/2016/5/13/chartex" xmlns:cx8="http://schemas.microsoft.com/office/drawing/2016/5/14/chartex" xmlns:mc="http://schemas.openxmlformats.org/markup-compatibility/2006" xmlns:aink="http://schemas.microsoft.com/office/drawing/2016/ink" xmlns:am3d="http://schemas.microsoft.com/office/drawing/2017/model3d" xmlns:o="urn:schemas-microsoft-com:office:office" xmlns:r="http://schemas.openxmlformats.org/officeDocument/2006/relationships" xmlns:m="http://schemas.openxmlformats.org/officeDocument/2006/math" xmlns:v="urn:schemas-microsoft-com:vml" xmlns:wp14="http://schemas.microsoft.com/office/word/2010/wordprocessingDrawing" xmlns:wp="http://schemas.openxmlformats.org/drawingml/2006/wordprocessingDrawing" xmlns:w10="urn:schemas-microsoft-com:office:word" xmlns:w="http://schemas.openxmlformats.org/wordprocessingml/2006/main" xmlns:w14="http://schemas.microsoft.com/office/word/2010/wordml" xmlns:w15="http://schemas.microsoft.com/office/word/2012/wordml" xmlns:w16cex="http://schemas.microsoft.com/office/word/2018/wordml/cex" xmlns:w16cid="http://schemas.microsoft.com/office/word/2016/wordml/cid" xmlns:w16="http://schemas.microsoft.com/office/word/2018/wordml" xmlns:w16sdtdh="http://schemas.microsoft.com/office/word/2020/wordml/sdtdatahash" xmlns:w16se="http://schemas.microsoft.com/office/word/2015/wordml/symex" xmlns:wpg="http://schemas.microsoft.com/office/word/2010/wordprocessingGroup" xmlns:wpi="http://schemas.microsoft.com/office/word/2010/wordprocessingInk" xmlns:wne="http://schemas.microsoft.com/office/word/2006/wordml" xmlns:wps="http://schemas.microsoft.com/office/word/2010/wordprocessingShape" mc:Ignorable="w14 w15 w16se w16cid w16 w16cex w16sdtdh wp14">
+<w:endnotes xmlns:wpc="http://schemas.microsoft.com/office/word/2010/wordprocessingCanvas" xmlns:cx="http://schemas.microsoft.com/office/drawing/2014/chartex" xmlns:cx1="http://schemas.microsoft.com/office/drawing/2015/9/8/chartex" xmlns:cx2="http://schemas.microsoft.com/office/drawing/2015/10/21/chartex" xmlns:cx3="http://schemas.microsoft.com/office/drawing/2016/5/9/chartex" xmlns:cx4="http://schemas.microsoft.com/office/drawing/2016/5/10/chartex" xmlns:cx5="http://schemas.microsoft.com/office/drawing/2016/5/11/chartex" xmlns:cx6="http://schemas.microsoft.com/office/drawing/2016/5/12/chartex" xmlns:cx7="http://schemas.microsoft.com/office/drawing/2016/5/13/chartex" xmlns:cx8="http://schemas.microsoft.com/office/drawing/2016/5/14/chartex" xmlns:mc="http://schemas.openxmlformats.org/markup-compatibility/2006" xmlns:aink="http://schemas.microsoft.com/office/drawing/2016/ink" xmlns:am3d="http://schemas.microsoft.com/office/drawing/2017/model3d" xmlns:o="urn:schemas-microsoft-com:office:office" xmlns:oel="http://schemas.microsoft.com/office/2019/extlst" xmlns:r="http://schemas.openxmlformats.org/officeDocument/2006/relationships" xmlns:m="http://schemas.openxmlformats.org/officeDocument/2006/math" xmlns:v="urn:schemas-microsoft-com:vml" xmlns:wp14="http://schemas.microsoft.com/office/word/2010/wordprocessingDrawing" xmlns:wp="http://schemas.openxmlformats.org/drawingml/2006/wordprocessingDrawing" xmlns:w10="urn:schemas-microsoft-com:office:word" xmlns:w="http://schemas.openxmlformats.org/wordprocessingml/2006/main" xmlns:w14="http://schemas.microsoft.com/office/word/2010/wordml" xmlns:w15="http://schemas.microsoft.com/office/word/2012/wordml" xmlns:w16cex="http://schemas.microsoft.com/office/word/2018/wordml/cex" xmlns:w16cid="http://schemas.microsoft.com/office/word/2016/wordml/cid" xmlns:w16="http://schemas.microsoft.com/office/word/2018/wordml" xmlns:w16du="http://schemas.microsoft.com/office/word/2023/wordml/word16du" xmlns:w16sdtdh="http://schemas.microsoft.com/office/word/2020/wordml/sdtdatahash" xmlns:w16sdtfl="http://schemas.microsoft.com/office/word/2024/wordml/sdtformatlock" xmlns:w16se="http://schemas.microsoft.com/office/word/2015/wordml/symex" xmlns:wpg="http://schemas.microsoft.com/office/word/2010/wordprocessingGroup" xmlns:wpi="http://schemas.microsoft.com/office/word/2010/wordprocessingInk" xmlns:wne="http://schemas.microsoft.com/office/word/2006/wordml" xmlns:wps="http://schemas.microsoft.com/office/word/2010/wordprocessingShape" mc:Ignorable="w14 w15 w16se w16cid w16 w16cex w16sdtdh w16sdtfl w16du wp14">
   <w:endnote w:type="separator" w:id="-1">
     <w:p>
       <w:pPr>
@@ -1326,7 +1285,7 @@
 </file>
 
 <file path=word/footnotes.xml><?xml version="1.0" encoding="utf-8"?>
-<w:footnotes xmlns:wpc="http://schemas.microsoft.com/office/word/2010/wordprocessingCanvas" xmlns:cx="http://schemas.microsoft.com/office/drawing/2014/chartex" xmlns:cx1="http://schemas.microsoft.com/office/drawing/2015/9/8/chartex" xmlns:cx2="http://schemas.microsoft.com/office/drawing/2015/10/21/chartex" xmlns:cx3="http://schemas.microsoft.com/office/drawing/2016/5/9/chartex" xmlns:cx4="http://schemas.microsoft.com/office/drawing/2016/5/10/chartex" xmlns:cx5="http://schemas.microsoft.com/office/drawing/2016/5/11/chartex" xmlns:cx6="http://schemas.microsoft.com/office/drawing/2016/5/12/chartex" xmlns:cx7="http://schemas.microsoft.com/office/drawing/2016/5/13/chartex" xmlns:cx8="http://schemas.microsoft.com/office/drawing/2016/5/14/chartex" xmlns:mc="http://schemas.openxmlformats.org/markup-compatibility/2006" xmlns:aink="http://schemas.microsoft.com/office/drawing/2016/ink" xmlns:am3d="http://schemas.microsoft.com/office/drawing/2017/model3d" xmlns:o="urn:schemas-microsoft-com:office:office" xmlns:r="http://schemas.openxmlformats.org/officeDocument/2006/relationships" xmlns:m="http://schemas.openxmlformats.org/officeDocument/2006/math" xmlns:v="urn:schemas-microsoft-com:vml" xmlns:wp14="http://schemas.microsoft.com/office/word/2010/wordprocessingDrawing" xmlns:wp="http://schemas.openxmlformats.org/drawingml/2006/wordprocessingDrawing" xmlns:w10="urn:schemas-microsoft-com:office:word" xmlns:w="http://schemas.openxmlformats.org/wordprocessingml/2006/main" xmlns:w14="http://schemas.microsoft.com/office/word/2010/wordml" xmlns:w15="http://schemas.microsoft.com/office/word/2012/wordml" xmlns:w16cex="http://schemas.microsoft.com/office/word/2018/wordml/cex" xmlns:w16cid="http://schemas.microsoft.com/office/word/2016/wordml/cid" xmlns:w16="http://schemas.microsoft.com/office/word/2018/wordml" xmlns:w16sdtdh="http://schemas.microsoft.com/office/word/2020/wordml/sdtdatahash" xmlns:w16se="http://schemas.microsoft.com/office/word/2015/wordml/symex" xmlns:wpg="http://schemas.microsoft.com/office/word/2010/wordprocessingGroup" xmlns:wpi="http://schemas.microsoft.com/office/word/2010/wordprocessingInk" xmlns:wne="http://schemas.microsoft.com/office/word/2006/wordml" xmlns:wps="http://schemas.microsoft.com/office/word/2010/wordprocessingShape" mc:Ignorable="w14 w15 w16se w16cid w16 w16cex w16sdtdh wp14">
+<w:footnotes xmlns:wpc="http://schemas.microsoft.com/office/word/2010/wordprocessingCanvas" xmlns:cx="http://schemas.microsoft.com/office/drawing/2014/chartex" xmlns:cx1="http://schemas.microsoft.com/office/drawing/2015/9/8/chartex" xmlns:cx2="http://schemas.microsoft.com/office/drawing/2015/10/21/chartex" xmlns:cx3="http://schemas.microsoft.com/office/drawing/2016/5/9/chartex" xmlns:cx4="http://schemas.microsoft.com/office/drawing/2016/5/10/chartex" xmlns:cx5="http://schemas.microsoft.com/office/drawing/2016/5/11/chartex" xmlns:cx6="http://schemas.microsoft.com/office/drawing/2016/5/12/chartex" xmlns:cx7="http://schemas.microsoft.com/office/drawing/2016/5/13/chartex" xmlns:cx8="http://schemas.microsoft.com/office/drawing/2016/5/14/chartex" xmlns:mc="http://schemas.openxmlformats.org/markup-compatibility/2006" xmlns:aink="http://schemas.microsoft.com/office/drawing/2016/ink" xmlns:am3d="http://schemas.microsoft.com/office/drawing/2017/model3d" xmlns:o="urn:schemas-microsoft-com:office:office" xmlns:oel="http://schemas.microsoft.com/office/2019/extlst" xmlns:r="http://schemas.openxmlformats.org/officeDocument/2006/relationships" xmlns:m="http://schemas.openxmlformats.org/officeDocument/2006/math" xmlns:v="urn:schemas-microsoft-com:vml" xmlns:wp14="http://schemas.microsoft.com/office/word/2010/wordprocessingDrawing" xmlns:wp="http://schemas.openxmlformats.org/drawingml/2006/wordprocessingDrawing" xmlns:w10="urn:schemas-microsoft-com:office:word" xmlns:w="http://schemas.openxmlformats.org/wordprocessingml/2006/main" xmlns:w14="http://schemas.microsoft.com/office/word/2010/wordml" xmlns:w15="http://schemas.microsoft.com/office/word/2012/wordml" xmlns:w16cex="http://schemas.microsoft.com/office/word/2018/wordml/cex" xmlns:w16cid="http://schemas.microsoft.com/office/word/2016/wordml/cid" xmlns:w16="http://schemas.microsoft.com/office/word/2018/wordml" xmlns:w16du="http://schemas.microsoft.com/office/word/2023/wordml/word16du" xmlns:w16sdtdh="http://schemas.microsoft.com/office/word/2020/wordml/sdtdatahash" xmlns:w16sdtfl="http://schemas.microsoft.com/office/word/2024/wordml/sdtformatlock" xmlns:w16se="http://schemas.microsoft.com/office/word/2015/wordml/symex" xmlns:wpg="http://schemas.microsoft.com/office/word/2010/wordprocessingGroup" xmlns:wpi="http://schemas.microsoft.com/office/word/2010/wordprocessingInk" xmlns:wne="http://schemas.microsoft.com/office/word/2006/wordml" xmlns:wps="http://schemas.microsoft.com/office/word/2010/wordprocessingShape" mc:Ignorable="w14 w15 w16se w16cid w16 w16cex w16sdtdh w16sdtfl w16du wp14">
   <w:footnote w:type="separator" w:id="-1">
     <w:p>
       <w:pPr>
@@ -1351,7 +1310,7 @@
 </file>
 
 <file path=word/header1.xml><?xml version="1.0" encoding="utf-8"?>
-<w:hdr xmlns:wpc="http://schemas.microsoft.com/office/word/2010/wordprocessingCanvas" xmlns:cx="http://schemas.microsoft.com/office/drawing/2014/chartex" xmlns:cx1="http://schemas.microsoft.com/office/drawing/2015/9/8/chartex" xmlns:cx2="http://schemas.microsoft.com/office/drawing/2015/10/21/chartex" xmlns:cx3="http://schemas.microsoft.com/office/drawing/2016/5/9/chartex" xmlns:cx4="http://schemas.microsoft.com/office/drawing/2016/5/10/chartex" xmlns:cx5="http://schemas.microsoft.com/office/drawing/2016/5/11/chartex" xmlns:cx6="http://schemas.microsoft.com/office/drawing/2016/5/12/chartex" xmlns:cx7="http://schemas.microsoft.com/office/drawing/2016/5/13/chartex" xmlns:cx8="http://schemas.microsoft.com/office/drawing/2016/5/14/chartex" xmlns:mc="http://schemas.openxmlformats.org/markup-compatibility/2006" xmlns:aink="http://schemas.microsoft.com/office/drawing/2016/ink" xmlns:am3d="http://schemas.microsoft.com/office/drawing/2017/model3d" xmlns:o="urn:schemas-microsoft-com:office:office" xmlns:r="http://schemas.openxmlformats.org/officeDocument/2006/relationships" xmlns:m="http://schemas.openxmlformats.org/officeDocument/2006/math" xmlns:v="urn:schemas-microsoft-com:vml" xmlns:wp14="http://schemas.microsoft.com/office/word/2010/wordprocessingDrawing" xmlns:wp="http://schemas.openxmlformats.org/drawingml/2006/wordprocessingDrawing" xmlns:w10="urn:schemas-microsoft-com:office:word" xmlns:w="http://schemas.openxmlformats.org/wordprocessingml/2006/main" xmlns:w14="http://schemas.microsoft.com/office/word/2010/wordml" xmlns:w15="http://schemas.microsoft.com/office/word/2012/wordml" xmlns:w16cex="http://schemas.microsoft.com/office/word/2018/wordml/cex" xmlns:w16cid="http://schemas.microsoft.com/office/word/2016/wordml/cid" xmlns:w16="http://schemas.microsoft.com/office/word/2018/wordml" xmlns:w16sdtdh="http://schemas.microsoft.com/office/word/2020/wordml/sdtdatahash" xmlns:w16se="http://schemas.microsoft.com/office/word/2015/wordml/symex" xmlns:wpg="http://schemas.microsoft.com/office/word/2010/wordprocessingGroup" xmlns:wpi="http://schemas.microsoft.com/office/word/2010/wordprocessingInk" xmlns:wne="http://schemas.microsoft.com/office/word/2006/wordml" xmlns:wps="http://schemas.microsoft.com/office/word/2010/wordprocessingShape" mc:Ignorable="w14 w15 w16se w16cid w16 w16cex w16sdtdh wp14">
+<w:hdr xmlns:wpc="http://schemas.microsoft.com/office/word/2010/wordprocessingCanvas" xmlns:cx="http://schemas.microsoft.com/office/drawing/2014/chartex" xmlns:cx1="http://schemas.microsoft.com/office/drawing/2015/9/8/chartex" xmlns:cx2="http://schemas.microsoft.com/office/drawing/2015/10/21/chartex" xmlns:cx3="http://schemas.microsoft.com/office/drawing/2016/5/9/chartex" xmlns:cx4="http://schemas.microsoft.com/office/drawing/2016/5/10/chartex" xmlns:cx5="http://schemas.microsoft.com/office/drawing/2016/5/11/chartex" xmlns:cx6="http://schemas.microsoft.com/office/drawing/2016/5/12/chartex" xmlns:cx7="http://schemas.microsoft.com/office/drawing/2016/5/13/chartex" xmlns:cx8="http://schemas.microsoft.com/office/drawing/2016/5/14/chartex" xmlns:mc="http://schemas.openxmlformats.org/markup-compatibility/2006" xmlns:aink="http://schemas.microsoft.com/office/drawing/2016/ink" xmlns:am3d="http://schemas.microsoft.com/office/drawing/2017/model3d" xmlns:o="urn:schemas-microsoft-com:office:office" xmlns:oel="http://schemas.microsoft.com/office/2019/extlst" xmlns:r="http://schemas.openxmlformats.org/officeDocument/2006/relationships" xmlns:m="http://schemas.openxmlformats.org/officeDocument/2006/math" xmlns:v="urn:schemas-microsoft-com:vml" xmlns:wp14="http://schemas.microsoft.com/office/word/2010/wordprocessingDrawing" xmlns:wp="http://schemas.openxmlformats.org/drawingml/2006/wordprocessingDrawing" xmlns:w10="urn:schemas-microsoft-com:office:word" xmlns:w="http://schemas.openxmlformats.org/wordprocessingml/2006/main" xmlns:w14="http://schemas.microsoft.com/office/word/2010/wordml" xmlns:w15="http://schemas.microsoft.com/office/word/2012/wordml" xmlns:w16cex="http://schemas.microsoft.com/office/word/2018/wordml/cex" xmlns:w16cid="http://schemas.microsoft.com/office/word/2016/wordml/cid" xmlns:w16="http://schemas.microsoft.com/office/word/2018/wordml" xmlns:w16du="http://schemas.microsoft.com/office/word/2023/wordml/word16du" xmlns:w16sdtdh="http://schemas.microsoft.com/office/word/2020/wordml/sdtdatahash" xmlns:w16sdtfl="http://schemas.microsoft.com/office/word/2024/wordml/sdtformatlock" xmlns:w16se="http://schemas.microsoft.com/office/word/2015/wordml/symex" xmlns:wpg="http://schemas.microsoft.com/office/word/2010/wordprocessingGroup" xmlns:wpi="http://schemas.microsoft.com/office/word/2010/wordprocessingInk" xmlns:wne="http://schemas.microsoft.com/office/word/2006/wordml" xmlns:wps="http://schemas.microsoft.com/office/word/2010/wordprocessingShape" mc:Ignorable="w14 w15 w16se w16cid w16 w16cex w16sdtdh w16sdtfl w16du wp14">
   <w:p>
     <w:pPr>
       <w:pStyle w:val="En-tte"/>
@@ -1621,7 +1580,7 @@
         </mc:Choice>
         <mc:Fallback>
           <w:pict>
-            <v:rect w14:anchorId="7159B3B1" id="Rectangle 1" o:spid="_x0000_s1026" style="position:absolute;left:0;text-align:left;margin-left:-27.8pt;margin-top:-2.9pt;width:188.5pt;height:85.15pt;z-index:251659264;visibility:visible;mso-wrap-style:square;mso-width-percent:0;mso-height-percent:0;mso-wrap-distance-left:9pt;mso-wrap-distance-top:0;mso-wrap-distance-right:9pt;mso-wrap-distance-bottom:0;mso-position-horizontal:absolute;mso-position-horizontal-relative:text;mso-position-vertical:absolute;mso-position-vertical-relative:text;mso-width-percent:0;mso-height-percent:0;mso-width-relative:page;mso-height-relative:page;v-text-anchor:top" o:gfxdata="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" stroked="f">
+            <v:rect w14:anchorId="7159B3B1" id="Rectangle 1" o:spid="_x0000_s1026" style="position:absolute;left:0;text-align:left;margin-left:-27.8pt;margin-top:-2.9pt;width:188.5pt;height:85.15pt;z-index:251659264;visibility:visible;mso-wrap-style:square;mso-width-percent:0;mso-height-percent:0;mso-wrap-distance-left:9pt;mso-wrap-distance-top:0;mso-wrap-distance-right:9pt;mso-wrap-distance-bottom:0;mso-position-horizontal:absolute;mso-position-horizontal-relative:text;mso-position-vertical:absolute;mso-position-vertical-relative:text;mso-width-percent:0;mso-height-percent:0;mso-width-relative:page;mso-height-relative:page;v-text-anchor:top" o:gfxdata="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" stroked="f">
               <v:textbox>
                 <w:txbxContent>
                   <w:p>
@@ -2022,7 +1981,7 @@
         </mc:Choice>
         <mc:Fallback>
           <w:pict>
-            <v:rect w14:anchorId="194F826B" id="Rectangle 2" o:spid="_x0000_s1027" style="position:absolute;left:0;text-align:left;margin-left:369.2pt;margin-top:-2.9pt;width:157.15pt;height:89.55pt;z-index:251660288;visibility:visible;mso-wrap-style:square;mso-width-percent:0;mso-height-percent:0;mso-wrap-distance-left:9pt;mso-wrap-distance-top:0;mso-wrap-distance-right:9pt;mso-wrap-distance-bottom:0;mso-position-horizontal:absolute;mso-position-horizontal-relative:text;mso-position-vertical:absolute;mso-position-vertical-relative:text;mso-width-percent:0;mso-height-percent:0;mso-width-relative:page;mso-height-relative:page;v-text-anchor:top" o:gfxdata="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" stroked="f">
+            <v:rect w14:anchorId="194F826B" id="Rectangle 2" o:spid="_x0000_s1027" style="position:absolute;left:0;text-align:left;margin-left:369.2pt;margin-top:-2.9pt;width:157.15pt;height:89.55pt;z-index:251660288;visibility:visible;mso-wrap-style:square;mso-width-percent:0;mso-height-percent:0;mso-wrap-distance-left:9pt;mso-wrap-distance-top:0;mso-wrap-distance-right:9pt;mso-wrap-distance-bottom:0;mso-position-horizontal:absolute;mso-position-horizontal-relative:text;mso-position-vertical:absolute;mso-position-vertical-relative:text;mso-width-percent:0;mso-height-percent:0;mso-width-relative:page;mso-height-relative:page;v-text-anchor:top" o:gfxdata="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" stroked="f">
               <v:textbox>
                 <w:txbxContent>
                   <w:p>
@@ -2204,7 +2163,7 @@
 </file>
 
 <file path=word/numbering.xml><?xml version="1.0" encoding="utf-8"?>
-<w:numbering xmlns:wpc="http://schemas.microsoft.com/office/word/2010/wordprocessingCanvas" xmlns:cx="http://schemas.microsoft.com/office/drawing/2014/chartex" xmlns:cx1="http://schemas.microsoft.com/office/drawing/2015/9/8/chartex" xmlns:cx2="http://schemas.microsoft.com/office/drawing/2015/10/21/chartex" xmlns:cx3="http://schemas.microsoft.com/office/drawing/2016/5/9/chartex" xmlns:cx4="http://schemas.microsoft.com/office/drawing/2016/5/10/chartex" xmlns:cx5="http://schemas.microsoft.com/office/drawing/2016/5/11/chartex" xmlns:cx6="http://schemas.microsoft.com/office/drawing/2016/5/12/chartex" xmlns:cx7="http://schemas.microsoft.com/office/drawing/2016/5/13/chartex" xmlns:cx8="http://schemas.microsoft.com/office/drawing/2016/5/14/chartex" xmlns:mc="http://schemas.openxmlformats.org/markup-compatibility/2006" xmlns:aink="http://schemas.microsoft.com/office/drawing/2016/ink" xmlns:am3d="http://schemas.microsoft.com/office/drawing/2017/model3d" xmlns:o="urn:schemas-microsoft-com:office:office" xmlns:r="http://schemas.openxmlformats.org/officeDocument/2006/relationships" xmlns:m="http://schemas.openxmlformats.org/officeDocument/2006/math" xmlns:v="urn:schemas-microsoft-com:vml" xmlns:wp14="http://schemas.microsoft.com/office/word/2010/wordprocessingDrawing" xmlns:wp="http://schemas.openxmlformats.org/drawingml/2006/wordprocessingDrawing" xmlns:w10="urn:schemas-microsoft-com:office:word" xmlns:w="http://schemas.openxmlformats.org/wordprocessingml/2006/main" xmlns:w14="http://schemas.microsoft.com/office/word/2010/wordml" xmlns:w15="http://schemas.microsoft.com/office/word/2012/wordml" xmlns:w16cex="http://schemas.microsoft.com/office/word/2018/wordml/cex" xmlns:w16cid="http://schemas.microsoft.com/office/word/2016/wordml/cid" xmlns:w16="http://schemas.microsoft.com/office/word/2018/wordml" xmlns:w16sdtdh="http://schemas.microsoft.com/office/word/2020/wordml/sdtdatahash" xmlns:w16se="http://schemas.microsoft.com/office/word/2015/wordml/symex" xmlns:wpg="http://schemas.microsoft.com/office/word/2010/wordprocessingGroup" xmlns:wpi="http://schemas.microsoft.com/office/word/2010/wordprocessingInk" xmlns:wne="http://schemas.microsoft.com/office/word/2006/wordml" xmlns:wps="http://schemas.microsoft.com/office/word/2010/wordprocessingShape" mc:Ignorable="w14 w15 w16se w16cid w16 w16cex w16sdtdh wp14">
+<w:numbering xmlns:wpc="http://schemas.microsoft.com/office/word/2010/wordprocessingCanvas" xmlns:cx="http://schemas.microsoft.com/office/drawing/2014/chartex" xmlns:cx1="http://schemas.microsoft.com/office/drawing/2015/9/8/chartex" xmlns:cx2="http://schemas.microsoft.com/office/drawing/2015/10/21/chartex" xmlns:cx3="http://schemas.microsoft.com/office/drawing/2016/5/9/chartex" xmlns:cx4="http://schemas.microsoft.com/office/drawing/2016/5/10/chartex" xmlns:cx5="http://schemas.microsoft.com/office/drawing/2016/5/11/chartex" xmlns:cx6="http://schemas.microsoft.com/office/drawing/2016/5/12/chartex" xmlns:cx7="http://schemas.microsoft.com/office/drawing/2016/5/13/chartex" xmlns:cx8="http://schemas.microsoft.com/office/drawing/2016/5/14/chartex" xmlns:mc="http://schemas.openxmlformats.org/markup-compatibility/2006" xmlns:aink="http://schemas.microsoft.com/office/drawing/2016/ink" xmlns:am3d="http://schemas.microsoft.com/office/drawing/2017/model3d" xmlns:o="urn:schemas-microsoft-com:office:office" xmlns:oel="http://schemas.microsoft.com/office/2019/extlst" xmlns:r="http://schemas.openxmlformats.org/officeDocument/2006/relationships" xmlns:m="http://schemas.openxmlformats.org/officeDocument/2006/math" xmlns:v="urn:schemas-microsoft-com:vml" xmlns:wp14="http://schemas.microsoft.com/office/word/2010/wordprocessingDrawing" xmlns:wp="http://schemas.openxmlformats.org/drawingml/2006/wordprocessingDrawing" xmlns:w10="urn:schemas-microsoft-com:office:word" xmlns:w="http://schemas.openxmlformats.org/wordprocessingml/2006/main" xmlns:w14="http://schemas.microsoft.com/office/word/2010/wordml" xmlns:w15="http://schemas.microsoft.com/office/word/2012/wordml" xmlns:w16cex="http://schemas.microsoft.com/office/word/2018/wordml/cex" xmlns:w16cid="http://schemas.microsoft.com/office/word/2016/wordml/cid" xmlns:w16="http://schemas.microsoft.com/office/word/2018/wordml" xmlns:w16du="http://schemas.microsoft.com/office/word/2023/wordml/word16du" xmlns:w16sdtdh="http://schemas.microsoft.com/office/word/2020/wordml/sdtdatahash" xmlns:w16sdtfl="http://schemas.microsoft.com/office/word/2024/wordml/sdtformatlock" xmlns:w16se="http://schemas.microsoft.com/office/word/2015/wordml/symex" xmlns:wpg="http://schemas.microsoft.com/office/word/2010/wordprocessingGroup" xmlns:wpi="http://schemas.microsoft.com/office/word/2010/wordprocessingInk" xmlns:wne="http://schemas.microsoft.com/office/word/2006/wordml" xmlns:wps="http://schemas.microsoft.com/office/word/2010/wordprocessingShape" mc:Ignorable="w14 w15 w16se w16cid w16 w16cex w16sdtdh w16sdtfl w16du wp14">
   <w:abstractNum w:abstractNumId="0" w15:restartNumberingAfterBreak="0">
     <w:nsid w:val="030743EC"/>
     <w:multiLevelType w:val="hybridMultilevel"/>
@@ -3410,50 +3369,50 @@
       </w:rPr>
     </w:lvl>
   </w:abstractNum>
-  <w:num w:numId="1">
+  <w:num w:numId="1" w16cid:durableId="891582008">
     <w:abstractNumId w:val="11"/>
   </w:num>
-  <w:num w:numId="2">
+  <w:num w:numId="2" w16cid:durableId="326983030">
     <w:abstractNumId w:val="9"/>
   </w:num>
-  <w:num w:numId="3">
+  <w:num w:numId="3" w16cid:durableId="350685917">
     <w:abstractNumId w:val="4"/>
   </w:num>
-  <w:num w:numId="4">
+  <w:num w:numId="4" w16cid:durableId="1548489996">
     <w:abstractNumId w:val="3"/>
   </w:num>
-  <w:num w:numId="5">
+  <w:num w:numId="5" w16cid:durableId="1345476855">
     <w:abstractNumId w:val="5"/>
   </w:num>
-  <w:num w:numId="6">
+  <w:num w:numId="6" w16cid:durableId="724569411">
     <w:abstractNumId w:val="7"/>
   </w:num>
-  <w:num w:numId="7">
+  <w:num w:numId="7" w16cid:durableId="224296189">
     <w:abstractNumId w:val="1"/>
   </w:num>
-  <w:num w:numId="8">
+  <w:num w:numId="8" w16cid:durableId="1859733871">
     <w:abstractNumId w:val="8"/>
   </w:num>
-  <w:num w:numId="9">
+  <w:num w:numId="9" w16cid:durableId="2092459068">
     <w:abstractNumId w:val="0"/>
   </w:num>
-  <w:num w:numId="10">
+  <w:num w:numId="10" w16cid:durableId="111822504">
     <w:abstractNumId w:val="6"/>
   </w:num>
-  <w:num w:numId="11">
+  <w:num w:numId="11" w16cid:durableId="14967299">
     <w:abstractNumId w:val="10"/>
   </w:num>
-  <w:num w:numId="12">
+  <w:num w:numId="12" w16cid:durableId="892425806">
     <w:abstractNumId w:val="3"/>
   </w:num>
-  <w:num w:numId="13">
+  <w:num w:numId="13" w16cid:durableId="1349327103">
     <w:abstractNumId w:val="2"/>
   </w:num>
 </w:numbering>
 </file>
 
 <file path=word/styles.xml><?xml version="1.0" encoding="utf-8"?>
-<w:styles xmlns:mc="http://schemas.openxmlformats.org/markup-compatibility/2006" xmlns:r="http://schemas.openxmlformats.org/officeDocument/2006/relationships" xmlns:w="http://schemas.openxmlformats.org/wordprocessingml/2006/main" xmlns:w14="http://schemas.microsoft.com/office/word/2010/wordml" xmlns:w15="http://schemas.microsoft.com/office/word/2012/wordml" xmlns:w16cex="http://schemas.microsoft.com/office/word/2018/wordml/cex" xmlns:w16cid="http://schemas.microsoft.com/office/word/2016/wordml/cid" xmlns:w16="http://schemas.microsoft.com/office/word/2018/wordml" xmlns:w16sdtdh="http://schemas.microsoft.com/office/word/2020/wordml/sdtdatahash" xmlns:w16se="http://schemas.microsoft.com/office/word/2015/wordml/symex" mc:Ignorable="w14 w15 w16se w16cid w16 w16cex w16sdtdh">
+<w:styles xmlns:mc="http://schemas.openxmlformats.org/markup-compatibility/2006" xmlns:r="http://schemas.openxmlformats.org/officeDocument/2006/relationships" xmlns:w="http://schemas.openxmlformats.org/wordprocessingml/2006/main" xmlns:w14="http://schemas.microsoft.com/office/word/2010/wordml" xmlns:w15="http://schemas.microsoft.com/office/word/2012/wordml" xmlns:w16cex="http://schemas.microsoft.com/office/word/2018/wordml/cex" xmlns:w16cid="http://schemas.microsoft.com/office/word/2016/wordml/cid" xmlns:w16="http://schemas.microsoft.com/office/word/2018/wordml" xmlns:w16du="http://schemas.microsoft.com/office/word/2023/wordml/word16du" xmlns:w16sdtdh="http://schemas.microsoft.com/office/word/2020/wordml/sdtdatahash" xmlns:w16sdtfl="http://schemas.microsoft.com/office/word/2024/wordml/sdtformatlock" xmlns:w16se="http://schemas.microsoft.com/office/word/2015/wordml/symex" mc:Ignorable="w14 w15 w16se w16cid w16 w16cex w16sdtdh w16sdtfl w16du">
   <w:docDefaults>
     <w:rPrDefault>
       <w:rPr>

--- a/backend/app/templates_word/bureau_ordinaire.docx
+++ b/backend/app/templates_word/bureau_ordinaire.docx
@@ -321,10 +321,9 @@
         </w:rPr>
         <w:t xml:space="preserve">الفصل </w:t>
       </w:r>
-      <w:proofErr w:type="gramStart"/>
-      <w:r>
-        <w:rPr>
-          <w:rFonts w:ascii="Sakkal Majalla" w:hAnsi="Sakkal Majalla" w:cs="Sakkal Majalla"/>
+      <w:r>
+        <w:rPr>
+          <w:rFonts w:ascii="Sakkal Majalla" w:hAnsi="Sakkal Majalla" w:cs="Sakkal Majalla" w:hint="cs"/>
           <w:sz w:val="28"/>
           <w:szCs w:val="28"/>
           <w:u w:val="single"/>
@@ -334,14 +333,13 @@
       </w:r>
       <w:r>
         <w:rPr>
-          <w:rFonts w:ascii="Sakkal Majalla" w:hAnsi="Sakkal Majalla" w:cs="Sakkal Majalla"/>
-          <w:sz w:val="28"/>
-          <w:szCs w:val="28"/>
-          <w:rtl/>
-        </w:rPr>
-        <w:t xml:space="preserve"> :</w:t>
-      </w:r>
-      <w:proofErr w:type="gramEnd"/>
+          <w:rFonts w:ascii="Sakkal Majalla" w:hAnsi="Sakkal Majalla" w:cs="Sakkal Majalla" w:hint="cs"/>
+          <w:sz w:val="28"/>
+          <w:szCs w:val="28"/>
+          <w:rtl/>
+        </w:rPr>
+        <w:t>:</w:t>
+      </w:r>
     </w:p>
     <w:p>
       <w:pPr>
@@ -356,8 +354,6 @@
           <w:rtl/>
         </w:rPr>
       </w:pPr>
-      <w:proofErr w:type="gramStart"/>
-      <w:proofErr w:type="gramEnd"/>
       <w:r>
         <w:rPr>
           <w:rFonts w:ascii="Sakkal Majalla" w:hAnsi="Sakkal Majalla" w:cs="Sakkal Majalla"/>
@@ -502,18 +498,16 @@
         </w:rPr>
         <w:t xml:space="preserve">الفصل </w:t>
       </w:r>
-      <w:proofErr w:type="gramStart"/>
-      <w:r>
-        <w:rPr>
-          <w:rFonts w:ascii="Sakkal Majalla" w:hAnsi="Sakkal Majalla" w:cs="Sakkal Majalla"/>
+      <w:r>
+        <w:rPr>
+          <w:rFonts w:ascii="Sakkal Majalla" w:hAnsi="Sakkal Majalla" w:cs="Sakkal Majalla" w:hint="cs"/>
           <w:sz w:val="28"/>
           <w:szCs w:val="28"/>
           <w:u w:val="single"/>
           <w:rtl/>
         </w:rPr>
-        <w:t>الثاني :</w:t>
-      </w:r>
-      <w:proofErr w:type="gramEnd"/>
+        <w:t>الثاني:</w:t>
+      </w:r>
     </w:p>
     <w:p>
       <w:pPr>
@@ -528,20 +522,16 @@
           <w:rtl/>
         </w:rPr>
       </w:pPr>
-      <w:proofErr w:type="gramStart"/>
-      <w:proofErr w:type="gramEnd"/>
-      <w:proofErr w:type="gramStart"/>
-      <w:proofErr w:type="gramEnd"/>
-      <w:r>
-        <w:rPr>
-          <w:rFonts w:ascii="Sakkal Majalla" w:hAnsi="Sakkal Majalla" w:cs="Sakkal Majalla"/>
-          <w:b w:val="0"/>
-          <w:bCs w:val="0"/>
-          <w:sz w:val="28"/>
-          <w:szCs w:val="28"/>
-          <w:rtl/>
-        </w:rPr>
-        <w:t xml:space="preserve"> يعين السيد (ة) : </w:t>
+      <w:r>
+        <w:rPr>
+          <w:rFonts w:ascii="Sakkal Majalla" w:hAnsi="Sakkal Majalla" w:cs="Sakkal Majalla"/>
+          <w:b w:val="0"/>
+          <w:bCs w:val="0"/>
+          <w:sz w:val="28"/>
+          <w:szCs w:val="28"/>
+          <w:rtl/>
+        </w:rPr>
+        <w:t xml:space="preserve"> يعين السيد (ة): </w:t>
       </w:r>
       <w:r>
         <w:rPr>
@@ -585,7 +575,7 @@
           <w:szCs w:val="28"/>
           <w:rtl/>
         </w:rPr>
-        <w:t>،  نائب لرئيس مكتب التصويت.</w:t>
+        <w:t>، نائب لرئيس مكتب التصويت.</w:t>
       </w:r>
     </w:p>
     <w:p>
@@ -610,18 +600,16 @@
         </w:rPr>
         <w:t xml:space="preserve">الفصل </w:t>
       </w:r>
-      <w:proofErr w:type="gramStart"/>
-      <w:r>
-        <w:rPr>
-          <w:rFonts w:ascii="Sakkal Majalla" w:hAnsi="Sakkal Majalla" w:cs="Sakkal Majalla"/>
+      <w:r>
+        <w:rPr>
+          <w:rFonts w:ascii="Sakkal Majalla" w:hAnsi="Sakkal Majalla" w:cs="Sakkal Majalla" w:hint="cs"/>
           <w:sz w:val="28"/>
           <w:szCs w:val="28"/>
           <w:u w:val="single"/>
           <w:rtl/>
         </w:rPr>
-        <w:t>الثالث :</w:t>
-      </w:r>
-      <w:proofErr w:type="gramEnd"/>
+        <w:t>الثالث:</w:t>
+      </w:r>
     </w:p>
     <w:p>
       <w:pPr>
@@ -666,8 +654,6 @@
           <w:lang w:val="fr-MA"/>
         </w:rPr>
       </w:pPr>
-      <w:proofErr w:type="gramStart"/>
-      <w:proofErr w:type="gramEnd"/>
       <w:r>
         <w:rPr>
           <w:rFonts w:ascii="Sakkal Majalla" w:hAnsi="Sakkal Majalla" w:cs="Sakkal Majalla" w:hint="cs"/>
@@ -726,7 +712,7 @@
           <w:rtl/>
           <w:lang w:val="fr-MA"/>
         </w:rPr>
-        <w:t>،؛</w:t>
+        <w:t>،</w:t>
       </w:r>
     </w:p>
     <w:p>
@@ -747,8 +733,6 @@
           <w:lang w:val="fr-MA"/>
         </w:rPr>
       </w:pPr>
-      <w:proofErr w:type="gramStart"/>
-      <w:proofErr w:type="gramEnd"/>
       <w:r>
         <w:rPr>
           <w:rFonts w:ascii="Sakkal Majalla" w:hAnsi="Sakkal Majalla" w:cs="Sakkal Majalla" w:hint="cs"/>
@@ -807,7 +791,7 @@
           <w:rtl/>
           <w:lang w:val="fr-MA"/>
         </w:rPr>
-        <w:t>،؛</w:t>
+        <w:t>،</w:t>
       </w:r>
     </w:p>
     <w:p>
@@ -828,8 +812,6 @@
           <w:lang w:val="fr-MA"/>
         </w:rPr>
       </w:pPr>
-      <w:proofErr w:type="gramStart"/>
-      <w:proofErr w:type="gramEnd"/>
       <w:r>
         <w:rPr>
           <w:rFonts w:ascii="Sakkal Majalla" w:hAnsi="Sakkal Majalla" w:cs="Sakkal Majalla" w:hint="cs"/>
@@ -888,7 +870,7 @@
           <w:rtl/>
           <w:lang w:val="fr-MA"/>
         </w:rPr>
-        <w:t>،؛</w:t>
+        <w:t>،</w:t>
       </w:r>
     </w:p>
     <w:p>
@@ -913,18 +895,16 @@
         </w:rPr>
         <w:t xml:space="preserve">الفصل </w:t>
       </w:r>
-      <w:proofErr w:type="gramStart"/>
-      <w:r>
-        <w:rPr>
-          <w:rFonts w:ascii="Sakkal Majalla" w:hAnsi="Sakkal Majalla" w:cs="Sakkal Majalla"/>
+      <w:r>
+        <w:rPr>
+          <w:rFonts w:ascii="Sakkal Majalla" w:hAnsi="Sakkal Majalla" w:cs="Sakkal Majalla" w:hint="cs"/>
           <w:sz w:val="28"/>
           <w:szCs w:val="28"/>
           <w:u w:val="single"/>
           <w:rtl/>
         </w:rPr>
-        <w:t>الرابع :</w:t>
-      </w:r>
-      <w:proofErr w:type="gramEnd"/>
+        <w:t>الرابع:</w:t>
+      </w:r>
     </w:p>
     <w:p>
       <w:pPr>
@@ -969,8 +949,6 @@
           <w:lang w:val="fr-MA"/>
         </w:rPr>
       </w:pPr>
-      <w:proofErr w:type="gramStart"/>
-      <w:proofErr w:type="gramEnd"/>
       <w:r>
         <w:rPr>
           <w:rFonts w:ascii="Sakkal Majalla" w:hAnsi="Sakkal Majalla" w:cs="Sakkal Majalla" w:hint="cs"/>
@@ -1024,7 +1002,7 @@
           <w:szCs w:val="28"/>
           <w:rtl/>
         </w:rPr>
-        <w:t>،؛</w:t>
+        <w:t>،</w:t>
       </w:r>
     </w:p>
     <w:p>
@@ -1045,8 +1023,6 @@
           <w:lang w:val="fr-MA"/>
         </w:rPr>
       </w:pPr>
-      <w:proofErr w:type="gramStart"/>
-      <w:proofErr w:type="gramEnd"/>
       <w:r>
         <w:rPr>
           <w:rFonts w:ascii="Sakkal Majalla" w:hAnsi="Sakkal Majalla" w:cs="Sakkal Majalla" w:hint="cs"/>
@@ -1100,7 +1076,7 @@
           <w:szCs w:val="28"/>
           <w:rtl/>
         </w:rPr>
-        <w:t>،؛</w:t>
+        <w:t>،</w:t>
       </w:r>
     </w:p>
     <w:p>
@@ -1117,12 +1093,9 @@
           <w:bCs w:val="0"/>
           <w:sz w:val="28"/>
           <w:szCs w:val="28"/>
-          <w:rtl/>
           <w:lang w:val="fr-MA"/>
         </w:rPr>
       </w:pPr>
-      <w:proofErr w:type="gramStart"/>
-      <w:proofErr w:type="gramEnd"/>
       <w:r>
         <w:rPr>
           <w:rFonts w:ascii="Sakkal Majalla" w:hAnsi="Sakkal Majalla" w:cs="Sakkal Majalla" w:hint="cs"/>
@@ -1176,8 +1149,23 @@
           <w:szCs w:val="28"/>
           <w:rtl/>
         </w:rPr>
-        <w:t>،؛</w:t>
-      </w:r>
+        <w:t>،</w:t>
+      </w:r>
+    </w:p>
+    <w:p>
+      <w:pPr>
+        <w:pStyle w:val="Normalcentr"/>
+        <w:ind w:left="1466" w:right="0" w:firstLine="0"/>
+        <w:rPr>
+          <w:rFonts w:ascii="Sakkal Majalla" w:hAnsi="Sakkal Majalla" w:cs="Sakkal Majalla"/>
+          <w:b w:val="0"/>
+          <w:bCs w:val="0"/>
+          <w:sz w:val="28"/>
+          <w:szCs w:val="28"/>
+          <w:rtl/>
+          <w:lang w:val="fr-MA"/>
+        </w:rPr>
+      </w:pPr>
     </w:p>
     <w:p>
       <w:pPr>
@@ -1228,6 +1216,90 @@
           <w:rtl/>
         </w:rPr>
       </w:pPr>
+      <w:r>
+        <w:rPr>
+          <w:rFonts w:ascii="Andalus" w:hAnsi="Andalus"/>
+          <w:noProof/>
+          <w:sz w:val="26"/>
+          <w:szCs w:val="26"/>
+        </w:rPr>
+        <w:drawing>
+          <wp:anchor distT="0" distB="0" distL="114300" distR="114300" simplePos="0" relativeHeight="251660288" behindDoc="1" locked="0" layoutInCell="1" allowOverlap="1" wp14:anchorId="4BA06A8A" wp14:editId="2CB962D3">
+            <wp:simplePos x="0" y="0"/>
+            <wp:positionH relativeFrom="column">
+              <wp:posOffset>815975</wp:posOffset>
+            </wp:positionH>
+            <wp:positionV relativeFrom="paragraph">
+              <wp:posOffset>13335</wp:posOffset>
+            </wp:positionV>
+            <wp:extent cx="1946910" cy="914400"/>
+            <wp:effectExtent l="0" t="0" r="0" b="0"/>
+            <wp:wrapTight wrapText="bothSides">
+              <wp:wrapPolygon edited="0">
+                <wp:start x="13526" y="1350"/>
+                <wp:lineTo x="12047" y="2700"/>
+                <wp:lineTo x="9299" y="7200"/>
+                <wp:lineTo x="9299" y="9450"/>
+                <wp:lineTo x="0" y="11250"/>
+                <wp:lineTo x="0" y="18900"/>
+                <wp:lineTo x="7397" y="19800"/>
+                <wp:lineTo x="8665" y="19800"/>
+                <wp:lineTo x="15217" y="18900"/>
+                <wp:lineTo x="18176" y="18000"/>
+                <wp:lineTo x="17965" y="16650"/>
+                <wp:lineTo x="21346" y="12600"/>
+                <wp:lineTo x="21346" y="9900"/>
+                <wp:lineTo x="19867" y="9450"/>
+                <wp:lineTo x="20078" y="7200"/>
+                <wp:lineTo x="17331" y="2700"/>
+                <wp:lineTo x="15640" y="1350"/>
+                <wp:lineTo x="13526" y="1350"/>
+              </wp:wrapPolygon>
+            </wp:wrapTight>
+            <wp:docPr id="1262334601" name="Picture 5"/>
+            <wp:cNvGraphicFramePr>
+              <a:graphicFrameLocks xmlns:a="http://schemas.openxmlformats.org/drawingml/2006/main" noChangeAspect="1"/>
+            </wp:cNvGraphicFramePr>
+            <a:graphic xmlns:a="http://schemas.openxmlformats.org/drawingml/2006/main">
+              <a:graphicData uri="http://schemas.openxmlformats.org/drawingml/2006/picture">
+                <pic:pic xmlns:pic="http://schemas.openxmlformats.org/drawingml/2006/picture">
+                  <pic:nvPicPr>
+                    <pic:cNvPr id="1213075650" name="Picture 1213075650"/>
+                    <pic:cNvPicPr/>
+                  </pic:nvPicPr>
+                  <pic:blipFill>
+                    <a:blip r:embed="rId8" cstate="print">
+                      <a:extLst>
+                        <a:ext uri="{28A0092B-C50C-407E-A947-70E740481C1C}">
+                          <a14:useLocalDpi xmlns:a14="http://schemas.microsoft.com/office/drawing/2010/main" val="0"/>
+                        </a:ext>
+                      </a:extLst>
+                    </a:blip>
+                    <a:stretch>
+                      <a:fillRect/>
+                    </a:stretch>
+                  </pic:blipFill>
+                  <pic:spPr>
+                    <a:xfrm>
+                      <a:off x="0" y="0"/>
+                      <a:ext cx="1946910" cy="914400"/>
+                    </a:xfrm>
+                    <a:prstGeom prst="rect">
+                      <a:avLst/>
+                    </a:prstGeom>
+                  </pic:spPr>
+                </pic:pic>
+              </a:graphicData>
+            </a:graphic>
+            <wp14:sizeRelH relativeFrom="margin">
+              <wp14:pctWidth>0</wp14:pctWidth>
+            </wp14:sizeRelH>
+            <wp14:sizeRelV relativeFrom="margin">
+              <wp14:pctHeight>0</wp14:pctHeight>
+            </wp14:sizeRelV>
+          </wp:anchor>
+        </w:drawing>
+      </w:r>
     </w:p>
     <w:p>
       <w:pPr>
@@ -1242,8 +1314,33 @@
         </w:rPr>
       </w:pPr>
     </w:p>
+    <w:p>
+      <w:pPr>
+        <w:tabs>
+          <w:tab w:val="right" w:pos="9341"/>
+        </w:tabs>
+        <w:bidi/>
+        <w:ind w:left="-808" w:firstLine="808"/>
+        <w:jc w:val="right"/>
+        <w:rPr>
+          <w:rFonts w:ascii="Sakkal Majalla" w:hAnsi="Sakkal Majalla" w:cs="Sakkal Majalla"/>
+          <w:sz w:val="28"/>
+          <w:szCs w:val="28"/>
+          <w:rtl/>
+        </w:rPr>
+      </w:pPr>
+      <w:r>
+        <w:rPr>
+          <w:rFonts w:ascii="Andalus" w:eastAsia="Times New Roman" w:hAnsi="Andalus" w:cs="Andalus"/>
+          <w:sz w:val="26"/>
+          <w:szCs w:val="26"/>
+          <w:lang w:bidi="ar-MA"/>
+        </w:rPr>
+        <w:t xml:space="preserve"> </w:t>
+      </w:r>
+    </w:p>
     <w:sectPr>
-      <w:headerReference w:type="default" r:id="rId8"/>
+      <w:headerReference w:type="default" r:id="rId9"/>
       <w:pgSz w:w="11906" w:h="16838"/>
       <w:pgMar w:top="2268" w:right="1133" w:bottom="426" w:left="993" w:header="709" w:footer="708" w:gutter="0"/>
       <w:pgBorders w:offsetFrom="page">

--- a/backend/app/templates_word/bureau_ordinaire.docx
+++ b/backend/app/templates_word/bureau_ordinaire.docx
@@ -1224,39 +1224,18 @@
           <w:szCs w:val="26"/>
         </w:rPr>
         <w:drawing>
-          <wp:anchor distT="0" distB="0" distL="114300" distR="114300" simplePos="0" relativeHeight="251660288" behindDoc="1" locked="0" layoutInCell="1" allowOverlap="1" wp14:anchorId="4BA06A8A" wp14:editId="2CB962D3">
+          <wp:anchor distT="0" distB="0" distL="114300" distR="114300" simplePos="0" relativeHeight="251663360" behindDoc="0" locked="0" layoutInCell="1" allowOverlap="1" wp14:anchorId="754720D2" wp14:editId="11DA3660">
             <wp:simplePos x="0" y="0"/>
             <wp:positionH relativeFrom="column">
-              <wp:posOffset>815975</wp:posOffset>
+              <wp:posOffset>-249555</wp:posOffset>
             </wp:positionH>
             <wp:positionV relativeFrom="paragraph">
-              <wp:posOffset>13335</wp:posOffset>
+              <wp:posOffset>168275</wp:posOffset>
             </wp:positionV>
-            <wp:extent cx="1946910" cy="914400"/>
+            <wp:extent cx="2609850" cy="1412875"/>
             <wp:effectExtent l="0" t="0" r="0" b="0"/>
-            <wp:wrapTight wrapText="bothSides">
-              <wp:wrapPolygon edited="0">
-                <wp:start x="13526" y="1350"/>
-                <wp:lineTo x="12047" y="2700"/>
-                <wp:lineTo x="9299" y="7200"/>
-                <wp:lineTo x="9299" y="9450"/>
-                <wp:lineTo x="0" y="11250"/>
-                <wp:lineTo x="0" y="18900"/>
-                <wp:lineTo x="7397" y="19800"/>
-                <wp:lineTo x="8665" y="19800"/>
-                <wp:lineTo x="15217" y="18900"/>
-                <wp:lineTo x="18176" y="18000"/>
-                <wp:lineTo x="17965" y="16650"/>
-                <wp:lineTo x="21346" y="12600"/>
-                <wp:lineTo x="21346" y="9900"/>
-                <wp:lineTo x="19867" y="9450"/>
-                <wp:lineTo x="20078" y="7200"/>
-                <wp:lineTo x="17331" y="2700"/>
-                <wp:lineTo x="15640" y="1350"/>
-                <wp:lineTo x="13526" y="1350"/>
-              </wp:wrapPolygon>
-            </wp:wrapTight>
-            <wp:docPr id="1262334601" name="Picture 5"/>
+            <wp:wrapNone/>
+            <wp:docPr id="379443928" name="Picture 3"/>
             <wp:cNvGraphicFramePr>
               <a:graphicFrameLocks xmlns:a="http://schemas.openxmlformats.org/drawingml/2006/main" noChangeAspect="1"/>
             </wp:cNvGraphicFramePr>
@@ -1264,11 +1243,11 @@
               <a:graphicData uri="http://schemas.openxmlformats.org/drawingml/2006/picture">
                 <pic:pic xmlns:pic="http://schemas.openxmlformats.org/drawingml/2006/picture">
                   <pic:nvPicPr>
-                    <pic:cNvPr id="1213075650" name="Picture 1213075650"/>
+                    <pic:cNvPr id="379443928" name="Picture 379443928"/>
                     <pic:cNvPicPr/>
                   </pic:nvPicPr>
                   <pic:blipFill>
-                    <a:blip r:embed="rId8" cstate="print">
+                    <a:blip r:embed="rId12">
                       <a:extLst>
                         <a:ext uri="{28A0092B-C50C-407E-A947-70E740481C1C}">
                           <a14:useLocalDpi xmlns:a14="http://schemas.microsoft.com/office/drawing/2010/main" val="0"/>
@@ -1282,7 +1261,7 @@
                   <pic:spPr>
                     <a:xfrm>
                       <a:off x="0" y="0"/>
-                      <a:ext cx="1946910" cy="914400"/>
+                      <a:ext cx="2609850" cy="1412875"/>
                     </a:xfrm>
                     <a:prstGeom prst="rect">
                       <a:avLst/>

--- a/backend/app/templates_word/bureau_ordinaire.docx
+++ b/backend/app/templates_word/bureau_ordinaire.docx
@@ -147,7 +147,7 @@
     </w:p>
     <w:p>
       <w:pPr>
-        <w:pStyle w:val="Paragraphedeliste"/>
+        <w:pStyle w:val="ListParagraph"/>
         <w:numPr>
           <w:ilvl w:val="0"/>
           <w:numId w:val="4"/>
@@ -179,7 +179,7 @@
     </w:p>
     <w:p>
       <w:pPr>
-        <w:pStyle w:val="Paragraphedeliste"/>
+        <w:pStyle w:val="ListParagraph"/>
         <w:numPr>
           <w:ilvl w:val="0"/>
           <w:numId w:val="4"/>
@@ -211,7 +211,7 @@
     </w:p>
     <w:p>
       <w:pPr>
-        <w:pStyle w:val="Paragraphedeliste"/>
+        <w:pStyle w:val="ListParagraph"/>
         <w:numPr>
           <w:ilvl w:val="0"/>
           <w:numId w:val="4"/>
@@ -243,7 +243,7 @@
     </w:p>
     <w:p>
       <w:pPr>
-        <w:pStyle w:val="Paragraphedeliste"/>
+        <w:pStyle w:val="ListParagraph"/>
         <w:numPr>
           <w:ilvl w:val="0"/>
           <w:numId w:val="4"/>
@@ -302,7 +302,7 @@
     </w:p>
     <w:p>
       <w:pPr>
-        <w:pStyle w:val="Normalcentr"/>
+        <w:pStyle w:val="BlockText"/>
         <w:ind w:left="26" w:right="0" w:firstLine="0"/>
         <w:rPr>
           <w:rFonts w:ascii="Sakkal Majalla" w:hAnsi="Sakkal Majalla" w:cs="Sakkal Majalla"/>
@@ -343,7 +343,7 @@
     </w:p>
     <w:p>
       <w:pPr>
-        <w:pStyle w:val="Normalcentr"/>
+        <w:pStyle w:val="BlockText"/>
         <w:ind w:left="26" w:right="0" w:firstLine="540"/>
         <w:rPr>
           <w:rFonts w:ascii="Sakkal Majalla" w:hAnsi="Sakkal Majalla" w:cs="Sakkal Majalla"/>
@@ -354,6 +354,8 @@
           <w:rtl/>
         </w:rPr>
       </w:pPr>
+      <w:proofErr w:type="gramStart"/>
+      <w:proofErr w:type="gramEnd"/>
       <w:r>
         <w:rPr>
           <w:rFonts w:ascii="Sakkal Majalla" w:hAnsi="Sakkal Majalla" w:cs="Sakkal Majalla"/>
@@ -478,7 +480,7 @@
     </w:p>
     <w:p>
       <w:pPr>
-        <w:pStyle w:val="Normalcentr"/>
+        <w:pStyle w:val="BlockText"/>
         <w:ind w:left="26" w:right="0" w:firstLine="0"/>
         <w:rPr>
           <w:rFonts w:ascii="Sakkal Majalla" w:hAnsi="Sakkal Majalla" w:cs="Sakkal Majalla"/>
@@ -511,7 +513,7 @@
     </w:p>
     <w:p>
       <w:pPr>
-        <w:pStyle w:val="Normalcentr"/>
+        <w:pStyle w:val="BlockText"/>
         <w:ind w:left="26" w:right="0" w:firstLine="540"/>
         <w:rPr>
           <w:rFonts w:ascii="Sakkal Majalla" w:hAnsi="Sakkal Majalla" w:cs="Sakkal Majalla"/>
@@ -580,7 +582,7 @@
     </w:p>
     <w:p>
       <w:pPr>
-        <w:pStyle w:val="Normalcentr"/>
+        <w:pStyle w:val="BlockText"/>
         <w:ind w:left="26" w:right="0" w:firstLine="0"/>
         <w:rPr>
           <w:rFonts w:ascii="Sakkal Majalla" w:hAnsi="Sakkal Majalla" w:cs="Sakkal Majalla"/>
@@ -613,7 +615,7 @@
     </w:p>
     <w:p>
       <w:pPr>
-        <w:pStyle w:val="Normalcentr"/>
+        <w:pStyle w:val="BlockText"/>
         <w:ind w:left="26" w:right="0" w:firstLine="540"/>
         <w:rPr>
           <w:rFonts w:ascii="Sakkal Majalla" w:hAnsi="Sakkal Majalla" w:cs="Sakkal Majalla"/>
@@ -638,7 +640,7 @@
     </w:p>
     <w:p>
       <w:pPr>
-        <w:pStyle w:val="Normalcentr"/>
+        <w:pStyle w:val="BlockText"/>
         <w:numPr>
           <w:ilvl w:val="0"/>
           <w:numId w:val="13"/>
@@ -717,7 +719,7 @@
     </w:p>
     <w:p>
       <w:pPr>
-        <w:pStyle w:val="Normalcentr"/>
+        <w:pStyle w:val="BlockText"/>
         <w:numPr>
           <w:ilvl w:val="0"/>
           <w:numId w:val="13"/>
@@ -796,7 +798,7 @@
     </w:p>
     <w:p>
       <w:pPr>
-        <w:pStyle w:val="Normalcentr"/>
+        <w:pStyle w:val="BlockText"/>
         <w:numPr>
           <w:ilvl w:val="0"/>
           <w:numId w:val="13"/>
@@ -875,7 +877,7 @@
     </w:p>
     <w:p>
       <w:pPr>
-        <w:pStyle w:val="Normalcentr"/>
+        <w:pStyle w:val="BlockText"/>
         <w:ind w:left="26" w:right="0" w:firstLine="0"/>
         <w:rPr>
           <w:rFonts w:ascii="Sakkal Majalla" w:hAnsi="Sakkal Majalla" w:cs="Sakkal Majalla"/>
@@ -908,7 +910,7 @@
     </w:p>
     <w:p>
       <w:pPr>
-        <w:pStyle w:val="Normalcentr"/>
+        <w:pStyle w:val="BlockText"/>
         <w:ind w:left="26" w:right="0" w:firstLine="540"/>
         <w:rPr>
           <w:rFonts w:ascii="Sakkal Majalla" w:hAnsi="Sakkal Majalla" w:cs="Sakkal Majalla"/>
@@ -933,7 +935,7 @@
     </w:p>
     <w:p>
       <w:pPr>
-        <w:pStyle w:val="Normalcentr"/>
+        <w:pStyle w:val="BlockText"/>
         <w:numPr>
           <w:ilvl w:val="0"/>
           <w:numId w:val="13"/>
@@ -1007,7 +1009,7 @@
     </w:p>
     <w:p>
       <w:pPr>
-        <w:pStyle w:val="Normalcentr"/>
+        <w:pStyle w:val="BlockText"/>
         <w:numPr>
           <w:ilvl w:val="0"/>
           <w:numId w:val="13"/>
@@ -1081,7 +1083,7 @@
     </w:p>
     <w:p>
       <w:pPr>
-        <w:pStyle w:val="Normalcentr"/>
+        <w:pStyle w:val="BlockText"/>
         <w:numPr>
           <w:ilvl w:val="0"/>
           <w:numId w:val="13"/>
@@ -1098,139 +1100,19 @@
       </w:pPr>
       <w:r>
         <w:rPr>
-          <w:rFonts w:ascii="Sakkal Majalla" w:hAnsi="Sakkal Majalla" w:cs="Sakkal Majalla" w:hint="cs"/>
-          <w:b w:val="0"/>
-          <w:bCs w:val="0"/>
-          <w:sz w:val="28"/>
-          <w:szCs w:val="28"/>
-          <w:rtl/>
-        </w:rPr>
-        <w:t xml:space="preserve">نائب الكاتب: </w:t>
-      </w:r>
-      <w:r>
-        <w:rPr>
-          <w:rFonts w:ascii="Sakkal Majalla" w:hAnsi="Sakkal Majalla" w:cs="Sakkal Majalla" w:hint="cs"/>
-          <w:b w:val="0"/>
-          <w:bCs w:val="0"/>
-          <w:sz w:val="28"/>
-          <w:szCs w:val="28"/>
-          <w:rtl/>
-        </w:rPr>
-        <w:t>{{ suppleant_3 }}</w:t>
-      </w:r>
-      <w:r>
-        <w:rPr>
-          <w:rFonts w:ascii="Sakkal Majalla" w:hAnsi="Sakkal Majalla" w:cs="Sakkal Majalla" w:hint="cs"/>
-          <w:b w:val="0"/>
-          <w:bCs w:val="0"/>
-          <w:sz w:val="28"/>
-          <w:szCs w:val="28"/>
-          <w:rtl/>
-        </w:rPr>
-        <w:t xml:space="preserve"> الحامل لبطاقة التعريف الوطنية رقم </w:t>
-      </w:r>
-      <w:r>
-        <w:rPr>
-          <w:rFonts w:ascii="Sakkal Majalla" w:hAnsi="Sakkal Majalla" w:cs="Sakkal Majalla" w:hint="cs"/>
-          <w:b w:val="0"/>
-          <w:bCs w:val="0"/>
-          <w:sz w:val="28"/>
-          <w:szCs w:val="28"/>
-          <w:rtl/>
-        </w:rPr>
-        <w:t>{{ suppleant_3_cin }}</w:t>
-      </w:r>
-      <w:r>
-        <w:rPr>
-          <w:rFonts w:ascii="Sakkal Majalla" w:hAnsi="Sakkal Majalla" w:cs="Sakkal Majalla" w:hint="cs"/>
-          <w:b w:val="0"/>
-          <w:bCs w:val="0"/>
-          <w:sz w:val="28"/>
-          <w:szCs w:val="28"/>
-          <w:rtl/>
-        </w:rPr>
-        <w:t>،</w:t>
-      </w:r>
-    </w:p>
-    <w:p>
-      <w:pPr>
-        <w:pStyle w:val="Normalcentr"/>
-        <w:ind w:left="1466" w:right="0" w:firstLine="0"/>
-        <w:rPr>
-          <w:rFonts w:ascii="Sakkal Majalla" w:hAnsi="Sakkal Majalla" w:cs="Sakkal Majalla"/>
-          <w:b w:val="0"/>
-          <w:bCs w:val="0"/>
-          <w:sz w:val="28"/>
-          <w:szCs w:val="28"/>
-          <w:rtl/>
-          <w:lang w:val="fr-MA"/>
-        </w:rPr>
-      </w:pPr>
-    </w:p>
-    <w:p>
-      <w:pPr>
-        <w:pStyle w:val="Normalcentr"/>
-        <w:ind w:left="26" w:right="0" w:firstLine="720"/>
-        <w:jc w:val="right"/>
-        <w:rPr>
-          <w:rFonts w:ascii="Andalus" w:hAnsi="Andalus"/>
-          <w:b w:val="0"/>
-          <w:bCs w:val="0"/>
-          <w:sz w:val="26"/>
-          <w:szCs w:val="26"/>
-          <w:rtl/>
-        </w:rPr>
-      </w:pPr>
-      <w:r>
-        <w:rPr>
-          <w:rFonts w:ascii="Andalus" w:hAnsi="Andalus"/>
-          <w:b w:val="0"/>
-          <w:bCs w:val="0"/>
-          <w:sz w:val="26"/>
-          <w:szCs w:val="26"/>
-          <w:rtl/>
-        </w:rPr>
-        <w:t xml:space="preserve">الداخلة في: </w:t>
-      </w:r>
-      <w:r>
-        <w:rPr>
-          <w:rFonts w:ascii="Andalus" w:hAnsi="Andalus"/>
-          <w:b w:val="0"/>
-          <w:bCs w:val="0"/>
-          <w:sz w:val="26"/>
-          <w:szCs w:val="26"/>
-          <w:rtl/>
-        </w:rPr>
-        <w:t>{{ date_signature }}</w:t>
-      </w:r>
-    </w:p>
-    <w:p>
-      <w:pPr>
-        <w:pStyle w:val="Normalcentr"/>
-        <w:ind w:left="26" w:right="0" w:firstLine="720"/>
-        <w:jc w:val="right"/>
-        <w:rPr>
-          <w:rFonts w:ascii="Andalus" w:hAnsi="Andalus"/>
-          <w:sz w:val="26"/>
-          <w:szCs w:val="26"/>
-          <w:rtl/>
-        </w:rPr>
-      </w:pPr>
-      <w:r>
-        <w:rPr>
           <w:rFonts w:ascii="Andalus" w:hAnsi="Andalus"/>
           <w:noProof/>
           <w:sz w:val="26"/>
           <w:szCs w:val="26"/>
         </w:rPr>
         <w:drawing>
-          <wp:anchor distT="0" distB="0" distL="114300" distR="114300" simplePos="0" relativeHeight="251663360" behindDoc="0" locked="0" layoutInCell="1" allowOverlap="1" wp14:anchorId="754720D2" wp14:editId="11DA3660">
+          <wp:anchor distT="0" distB="0" distL="114300" distR="114300" simplePos="0" relativeHeight="251659264" behindDoc="0" locked="0" layoutInCell="1" allowOverlap="1" wp14:anchorId="0EBF5F59" wp14:editId="3D004BCE">
             <wp:simplePos x="0" y="0"/>
             <wp:positionH relativeFrom="column">
-              <wp:posOffset>-249555</wp:posOffset>
+              <wp:posOffset>-238125</wp:posOffset>
             </wp:positionH>
             <wp:positionV relativeFrom="paragraph">
-              <wp:posOffset>168275</wp:posOffset>
+              <wp:posOffset>280670</wp:posOffset>
             </wp:positionV>
             <wp:extent cx="2609850" cy="1412875"/>
             <wp:effectExtent l="0" t="0" r="0" b="0"/>
@@ -1247,7 +1129,7 @@
                     <pic:cNvPicPr/>
                   </pic:nvPicPr>
                   <pic:blipFill>
-                    <a:blip r:embed="rId12">
+                    <a:blip r:embed="rId8">
                       <a:extLst>
                         <a:ext uri="{28A0092B-C50C-407E-A947-70E740481C1C}">
                           <a14:useLocalDpi xmlns:a14="http://schemas.microsoft.com/office/drawing/2010/main" val="0"/>
@@ -1279,10 +1161,115 @@
           </wp:anchor>
         </w:drawing>
       </w:r>
+      <w:r>
+        <w:rPr>
+          <w:rFonts w:ascii="Sakkal Majalla" w:hAnsi="Sakkal Majalla" w:cs="Sakkal Majalla" w:hint="cs"/>
+          <w:b w:val="0"/>
+          <w:bCs w:val="0"/>
+          <w:sz w:val="28"/>
+          <w:szCs w:val="28"/>
+          <w:rtl/>
+        </w:rPr>
+        <w:t xml:space="preserve">نائب الكاتب: </w:t>
+      </w:r>
+      <w:r>
+        <w:rPr>
+          <w:rFonts w:ascii="Sakkal Majalla" w:hAnsi="Sakkal Majalla" w:cs="Sakkal Majalla" w:hint="cs"/>
+          <w:b w:val="0"/>
+          <w:bCs w:val="0"/>
+          <w:sz w:val="28"/>
+          <w:szCs w:val="28"/>
+          <w:rtl/>
+        </w:rPr>
+        <w:t>{{ suppleant_3 }}</w:t>
+      </w:r>
+      <w:r>
+        <w:rPr>
+          <w:rFonts w:ascii="Sakkal Majalla" w:hAnsi="Sakkal Majalla" w:cs="Sakkal Majalla" w:hint="cs"/>
+          <w:b w:val="0"/>
+          <w:bCs w:val="0"/>
+          <w:sz w:val="28"/>
+          <w:szCs w:val="28"/>
+          <w:rtl/>
+        </w:rPr>
+        <w:t xml:space="preserve"> الحامل لبطاقة التعريف الوطنية رقم </w:t>
+      </w:r>
+      <w:r>
+        <w:rPr>
+          <w:rFonts w:ascii="Sakkal Majalla" w:hAnsi="Sakkal Majalla" w:cs="Sakkal Majalla" w:hint="cs"/>
+          <w:b w:val="0"/>
+          <w:bCs w:val="0"/>
+          <w:sz w:val="28"/>
+          <w:szCs w:val="28"/>
+          <w:rtl/>
+        </w:rPr>
+        <w:t>{{ suppleant_3_cin }}</w:t>
+      </w:r>
+      <w:r>
+        <w:rPr>
+          <w:rFonts w:ascii="Sakkal Majalla" w:hAnsi="Sakkal Majalla" w:cs="Sakkal Majalla" w:hint="cs"/>
+          <w:b w:val="0"/>
+          <w:bCs w:val="0"/>
+          <w:sz w:val="28"/>
+          <w:szCs w:val="28"/>
+          <w:rtl/>
+        </w:rPr>
+        <w:t>،</w:t>
+      </w:r>
     </w:p>
     <w:p>
       <w:pPr>
-        <w:pStyle w:val="Normalcentr"/>
+        <w:pStyle w:val="BlockText"/>
+        <w:ind w:left="26" w:right="0" w:firstLine="720"/>
+        <w:jc w:val="right"/>
+        <w:rPr>
+          <w:rFonts w:ascii="Andalus" w:hAnsi="Andalus"/>
+          <w:b w:val="0"/>
+          <w:bCs w:val="0"/>
+          <w:sz w:val="26"/>
+          <w:szCs w:val="26"/>
+          <w:rtl/>
+        </w:rPr>
+      </w:pPr>
+      <w:r>
+        <w:rPr>
+          <w:rFonts w:ascii="Andalus" w:hAnsi="Andalus"/>
+          <w:b w:val="0"/>
+          <w:bCs w:val="0"/>
+          <w:sz w:val="26"/>
+          <w:szCs w:val="26"/>
+          <w:rtl/>
+        </w:rPr>
+        <w:t xml:space="preserve">الداخلة في: </w:t>
+      </w:r>
+      <w:r>
+        <w:rPr>
+          <w:rFonts w:ascii="Andalus" w:hAnsi="Andalus"/>
+          <w:b w:val="0"/>
+          <w:bCs w:val="0"/>
+          <w:sz w:val="26"/>
+          <w:szCs w:val="26"/>
+          <w:rtl/>
+        </w:rPr>
+        <w:t>{{ date_signature }}</w:t>
+      </w:r>
+    </w:p>
+    <w:p>
+      <w:pPr>
+        <w:pStyle w:val="BlockText"/>
+        <w:ind w:left="26" w:right="0" w:firstLine="720"/>
+        <w:jc w:val="right"/>
+        <w:rPr>
+          <w:rFonts w:ascii="Andalus" w:hAnsi="Andalus"/>
+          <w:sz w:val="26"/>
+          <w:szCs w:val="26"/>
+          <w:rtl/>
+        </w:rPr>
+      </w:pPr>
+    </w:p>
+    <w:p>
+      <w:pPr>
+        <w:pStyle w:val="BlockText"/>
         <w:ind w:left="26" w:right="0" w:firstLine="720"/>
         <w:jc w:val="right"/>
         <w:rPr>
@@ -1299,24 +1286,13 @@
           <w:tab w:val="right" w:pos="9341"/>
         </w:tabs>
         <w:bidi/>
-        <w:ind w:left="-808" w:firstLine="808"/>
-        <w:jc w:val="right"/>
-        <w:rPr>
-          <w:rFonts w:ascii="Sakkal Majalla" w:hAnsi="Sakkal Majalla" w:cs="Sakkal Majalla"/>
-          <w:sz w:val="28"/>
-          <w:szCs w:val="28"/>
-          <w:rtl/>
-        </w:rPr>
-      </w:pPr>
-      <w:r>
-        <w:rPr>
-          <w:rFonts w:ascii="Andalus" w:eastAsia="Times New Roman" w:hAnsi="Andalus" w:cs="Andalus"/>
-          <w:sz w:val="26"/>
-          <w:szCs w:val="26"/>
-          <w:lang w:bidi="ar-MA"/>
-        </w:rPr>
-        <w:t xml:space="preserve"> </w:t>
-      </w:r>
+        <w:rPr>
+          <w:rFonts w:ascii="Sakkal Majalla" w:hAnsi="Sakkal Majalla" w:cs="Sakkal Majalla"/>
+          <w:sz w:val="28"/>
+          <w:szCs w:val="28"/>
+          <w:rtl/>
+        </w:rPr>
+      </w:pPr>
     </w:p>
     <w:sectPr>
       <w:headerReference w:type="default" r:id="rId9"/>
@@ -1389,7 +1365,7 @@
 <w:hdr xmlns:wpc="http://schemas.microsoft.com/office/word/2010/wordprocessingCanvas" xmlns:cx="http://schemas.microsoft.com/office/drawing/2014/chartex" xmlns:cx1="http://schemas.microsoft.com/office/drawing/2015/9/8/chartex" xmlns:cx2="http://schemas.microsoft.com/office/drawing/2015/10/21/chartex" xmlns:cx3="http://schemas.microsoft.com/office/drawing/2016/5/9/chartex" xmlns:cx4="http://schemas.microsoft.com/office/drawing/2016/5/10/chartex" xmlns:cx5="http://schemas.microsoft.com/office/drawing/2016/5/11/chartex" xmlns:cx6="http://schemas.microsoft.com/office/drawing/2016/5/12/chartex" xmlns:cx7="http://schemas.microsoft.com/office/drawing/2016/5/13/chartex" xmlns:cx8="http://schemas.microsoft.com/office/drawing/2016/5/14/chartex" xmlns:mc="http://schemas.openxmlformats.org/markup-compatibility/2006" xmlns:aink="http://schemas.microsoft.com/office/drawing/2016/ink" xmlns:am3d="http://schemas.microsoft.com/office/drawing/2017/model3d" xmlns:o="urn:schemas-microsoft-com:office:office" xmlns:oel="http://schemas.microsoft.com/office/2019/extlst" xmlns:r="http://schemas.openxmlformats.org/officeDocument/2006/relationships" xmlns:m="http://schemas.openxmlformats.org/officeDocument/2006/math" xmlns:v="urn:schemas-microsoft-com:vml" xmlns:wp14="http://schemas.microsoft.com/office/word/2010/wordprocessingDrawing" xmlns:wp="http://schemas.openxmlformats.org/drawingml/2006/wordprocessingDrawing" xmlns:w10="urn:schemas-microsoft-com:office:word" xmlns:w="http://schemas.openxmlformats.org/wordprocessingml/2006/main" xmlns:w14="http://schemas.microsoft.com/office/word/2010/wordml" xmlns:w15="http://schemas.microsoft.com/office/word/2012/wordml" xmlns:w16cex="http://schemas.microsoft.com/office/word/2018/wordml/cex" xmlns:w16cid="http://schemas.microsoft.com/office/word/2016/wordml/cid" xmlns:w16="http://schemas.microsoft.com/office/word/2018/wordml" xmlns:w16du="http://schemas.microsoft.com/office/word/2023/wordml/word16du" xmlns:w16sdtdh="http://schemas.microsoft.com/office/word/2020/wordml/sdtdatahash" xmlns:w16sdtfl="http://schemas.microsoft.com/office/word/2024/wordml/sdtformatlock" xmlns:w16se="http://schemas.microsoft.com/office/word/2015/wordml/symex" xmlns:wpg="http://schemas.microsoft.com/office/word/2010/wordprocessingGroup" xmlns:wpi="http://schemas.microsoft.com/office/word/2010/wordprocessingInk" xmlns:wne="http://schemas.microsoft.com/office/word/2006/wordml" xmlns:wps="http://schemas.microsoft.com/office/word/2010/wordprocessingShape" mc:Ignorable="w14 w15 w16se w16cid w16 w16cex w16sdtdh w16sdtfl w16du wp14">
   <w:p>
     <w:pPr>
-      <w:pStyle w:val="En-tte"/>
+      <w:pStyle w:val="Header"/>
       <w:jc w:val="center"/>
     </w:pPr>
     <w:r>
@@ -3887,13 +3863,13 @@
     <w:qFormat/>
     <w:rsid w:val="00925F60"/>
   </w:style>
-  <w:style w:type="character" w:default="1" w:styleId="Policepardfaut">
+  <w:style w:type="character" w:default="1" w:styleId="DefaultParagraphFont">
     <w:name w:val="Default Paragraph Font"/>
     <w:uiPriority w:val="1"/>
     <w:semiHidden/>
     <w:unhideWhenUsed/>
   </w:style>
-  <w:style w:type="table" w:default="1" w:styleId="TableauNormal">
+  <w:style w:type="table" w:default="1" w:styleId="TableNormal">
     <w:name w:val="Normal Table"/>
     <w:uiPriority w:val="99"/>
     <w:semiHidden/>
@@ -3908,15 +3884,15 @@
       </w:tblCellMar>
     </w:tblPr>
   </w:style>
-  <w:style w:type="numbering" w:default="1" w:styleId="Aucuneliste">
+  <w:style w:type="numbering" w:default="1" w:styleId="NoList">
     <w:name w:val="No List"/>
     <w:uiPriority w:val="99"/>
     <w:semiHidden/>
     <w:unhideWhenUsed/>
   </w:style>
-  <w:style w:type="table" w:styleId="Grilledutableau">
+  <w:style w:type="table" w:styleId="TableGrid">
     <w:name w:val="Table Grid"/>
-    <w:basedOn w:val="TableauNormal"/>
+    <w:basedOn w:val="TableNormal"/>
     <w:uiPriority w:val="59"/>
     <w:rsid w:val="00045DC0"/>
     <w:pPr>
@@ -3933,10 +3909,10 @@
       </w:tblBorders>
     </w:tblPr>
   </w:style>
-  <w:style w:type="paragraph" w:styleId="En-tte">
+  <w:style w:type="paragraph" w:styleId="Header">
     <w:name w:val="header"/>
     <w:basedOn w:val="Normal"/>
-    <w:link w:val="En-tteCar"/>
+    <w:link w:val="HeaderChar"/>
     <w:uiPriority w:val="99"/>
     <w:semiHidden/>
     <w:unhideWhenUsed/>
@@ -3949,18 +3925,18 @@
       <w:spacing w:after="0" w:line="240" w:lineRule="auto"/>
     </w:pPr>
   </w:style>
-  <w:style w:type="character" w:customStyle="1" w:styleId="En-tteCar">
-    <w:name w:val="En-tête Car"/>
-    <w:basedOn w:val="Policepardfaut"/>
-    <w:link w:val="En-tte"/>
+  <w:style w:type="character" w:customStyle="1" w:styleId="HeaderChar">
+    <w:name w:val="Header Char"/>
+    <w:basedOn w:val="DefaultParagraphFont"/>
+    <w:link w:val="Header"/>
     <w:uiPriority w:val="99"/>
     <w:semiHidden/>
     <w:rsid w:val="002B4646"/>
   </w:style>
-  <w:style w:type="paragraph" w:styleId="Pieddepage">
+  <w:style w:type="paragraph" w:styleId="Footer">
     <w:name w:val="footer"/>
     <w:basedOn w:val="Normal"/>
-    <w:link w:val="PieddepageCar"/>
+    <w:link w:val="FooterChar"/>
     <w:uiPriority w:val="99"/>
     <w:semiHidden/>
     <w:unhideWhenUsed/>
@@ -3973,15 +3949,15 @@
       <w:spacing w:after="0" w:line="240" w:lineRule="auto"/>
     </w:pPr>
   </w:style>
-  <w:style w:type="character" w:customStyle="1" w:styleId="PieddepageCar">
-    <w:name w:val="Pied de page Car"/>
-    <w:basedOn w:val="Policepardfaut"/>
-    <w:link w:val="Pieddepage"/>
+  <w:style w:type="character" w:customStyle="1" w:styleId="FooterChar">
+    <w:name w:val="Footer Char"/>
+    <w:basedOn w:val="DefaultParagraphFont"/>
+    <w:link w:val="Footer"/>
     <w:uiPriority w:val="99"/>
     <w:semiHidden/>
     <w:rsid w:val="002B4646"/>
   </w:style>
-  <w:style w:type="paragraph" w:styleId="Paragraphedeliste">
+  <w:style w:type="paragraph" w:styleId="ListParagraph">
     <w:name w:val="List Paragraph"/>
     <w:basedOn w:val="Normal"/>
     <w:uiPriority w:val="34"/>
@@ -3992,10 +3968,10 @@
       <w:contextualSpacing/>
     </w:pPr>
   </w:style>
-  <w:style w:type="paragraph" w:styleId="Titre">
+  <w:style w:type="paragraph" w:styleId="Title">
     <w:name w:val="Title"/>
     <w:basedOn w:val="Normal"/>
-    <w:link w:val="TitreCar"/>
+    <w:link w:val="TitleChar"/>
     <w:qFormat/>
     <w:rsid w:val="008F1194"/>
     <w:pPr>
@@ -4013,10 +3989,10 @@
       <w:lang w:bidi="ar-MA"/>
     </w:rPr>
   </w:style>
-  <w:style w:type="character" w:customStyle="1" w:styleId="TitreCar">
-    <w:name w:val="Titre Car"/>
-    <w:basedOn w:val="Policepardfaut"/>
-    <w:link w:val="Titre"/>
+  <w:style w:type="character" w:customStyle="1" w:styleId="TitleChar">
+    <w:name w:val="Title Char"/>
+    <w:basedOn w:val="DefaultParagraphFont"/>
+    <w:link w:val="Title"/>
     <w:rsid w:val="008F1194"/>
     <w:rPr>
       <w:rFonts w:ascii="Times New Roman" w:eastAsia="Times New Roman" w:hAnsi="Times New Roman" w:cs="Traditional Arabic"/>
@@ -4028,10 +4004,10 @@
       <w:lang w:bidi="ar-MA"/>
     </w:rPr>
   </w:style>
-  <w:style w:type="paragraph" w:styleId="Textedebulles">
+  <w:style w:type="paragraph" w:styleId="BalloonText">
     <w:name w:val="Balloon Text"/>
     <w:basedOn w:val="Normal"/>
-    <w:link w:val="TextedebullesCar"/>
+    <w:link w:val="BalloonTextChar"/>
     <w:uiPriority w:val="99"/>
     <w:semiHidden/>
     <w:unhideWhenUsed/>
@@ -4045,10 +4021,10 @@
       <w:szCs w:val="18"/>
     </w:rPr>
   </w:style>
-  <w:style w:type="character" w:customStyle="1" w:styleId="TextedebullesCar">
-    <w:name w:val="Texte de bulles Car"/>
-    <w:basedOn w:val="Policepardfaut"/>
-    <w:link w:val="Textedebulles"/>
+  <w:style w:type="character" w:customStyle="1" w:styleId="BalloonTextChar">
+    <w:name w:val="Balloon Text Char"/>
+    <w:basedOn w:val="DefaultParagraphFont"/>
+    <w:link w:val="BalloonText"/>
     <w:uiPriority w:val="99"/>
     <w:semiHidden/>
     <w:rsid w:val="00724EB2"/>
@@ -4058,9 +4034,9 @@
       <w:szCs w:val="18"/>
     </w:rPr>
   </w:style>
-  <w:style w:type="character" w:styleId="Lienhypertexte">
+  <w:style w:type="character" w:styleId="Hyperlink">
     <w:name w:val="Hyperlink"/>
-    <w:basedOn w:val="Policepardfaut"/>
+    <w:basedOn w:val="DefaultParagraphFont"/>
     <w:uiPriority w:val="99"/>
     <w:semiHidden/>
     <w:unhideWhenUsed/>
@@ -4070,7 +4046,7 @@
       <w:u w:val="single"/>
     </w:rPr>
   </w:style>
-  <w:style w:type="paragraph" w:styleId="Normalcentr">
+  <w:style w:type="paragraph" w:styleId="BlockText">
     <w:name w:val="Block Text"/>
     <w:basedOn w:val="Normal"/>
     <w:rsid w:val="0013093E"/>

--- a/backend/app/templates_word/bureau_ordinaire.docx
+++ b/backend/app/templates_word/bureau_ordinaire.docx
@@ -1253,46 +1253,6 @@
         </w:rPr>
         <w:t>{{ date_signature }}</w:t>
       </w:r>
-    </w:p>
-    <w:p>
-      <w:pPr>
-        <w:pStyle w:val="BlockText"/>
-        <w:ind w:left="26" w:right="0" w:firstLine="720"/>
-        <w:jc w:val="right"/>
-        <w:rPr>
-          <w:rFonts w:ascii="Andalus" w:hAnsi="Andalus"/>
-          <w:sz w:val="26"/>
-          <w:szCs w:val="26"/>
-          <w:rtl/>
-        </w:rPr>
-      </w:pPr>
-    </w:p>
-    <w:p>
-      <w:pPr>
-        <w:pStyle w:val="BlockText"/>
-        <w:ind w:left="26" w:right="0" w:firstLine="720"/>
-        <w:jc w:val="right"/>
-        <w:rPr>
-          <w:rFonts w:ascii="Andalus" w:hAnsi="Andalus"/>
-          <w:sz w:val="26"/>
-          <w:szCs w:val="26"/>
-          <w:rtl/>
-        </w:rPr>
-      </w:pPr>
-    </w:p>
-    <w:p>
-      <w:pPr>
-        <w:tabs>
-          <w:tab w:val="right" w:pos="9341"/>
-        </w:tabs>
-        <w:bidi/>
-        <w:rPr>
-          <w:rFonts w:ascii="Sakkal Majalla" w:hAnsi="Sakkal Majalla" w:cs="Sakkal Majalla"/>
-          <w:sz w:val="28"/>
-          <w:szCs w:val="28"/>
-          <w:rtl/>
-        </w:rPr>
-      </w:pPr>
     </w:p>
     <w:sectPr>
       <w:headerReference w:type="default" r:id="rId9"/>
